--- a/Fakültə məlumatları/Fakültə rəhbərliyi.docx
+++ b/Fakültə məlumatları/Fakültə rəhbərliyi.docx
@@ -14,9 +14,203 @@
         <w:rPr>
           <w:b/>
           <w:bCs/>
+          <w:noProof/>
+        </w:rPr>
+        <mc:AlternateContent>
+          <mc:Choice Requires="wps">
+            <w:drawing>
+              <wp:anchor distT="0" distB="0" distL="114300" distR="114300" simplePos="0" relativeHeight="251654144" behindDoc="0" locked="0" layoutInCell="1" allowOverlap="1" wp14:anchorId="241FE649" wp14:editId="6D330C24">
+                <wp:simplePos x="0" y="0"/>
+                <wp:positionH relativeFrom="column">
+                  <wp:posOffset>1684020</wp:posOffset>
+                </wp:positionH>
+                <wp:positionV relativeFrom="paragraph">
+                  <wp:posOffset>788670</wp:posOffset>
+                </wp:positionV>
+                <wp:extent cx="3672840" cy="525780"/>
+                <wp:effectExtent l="0" t="0" r="22860" b="388620"/>
+                <wp:wrapNone/>
+                <wp:docPr id="1395779587" name="Text Box 2"/>
+                <wp:cNvGraphicFramePr>
+                  <a:graphicFrameLocks xmlns:a="http://schemas.openxmlformats.org/drawingml/2006/main"/>
+                </wp:cNvGraphicFramePr>
+                <a:graphic xmlns:a="http://schemas.openxmlformats.org/drawingml/2006/main">
+                  <a:graphicData uri="http://schemas.microsoft.com/office/word/2010/wordprocessingShape">
+                    <wps:wsp>
+                      <wps:cNvSpPr txBox="1">
+                        <a:spLocks noChangeArrowheads="1"/>
+                      </wps:cNvSpPr>
+                      <wps:spPr bwMode="auto">
+                        <a:xfrm>
+                          <a:off x="0" y="0"/>
+                          <a:ext cx="3672840" cy="525780"/>
+                        </a:xfrm>
+                        <a:prstGeom prst="rect">
+                          <a:avLst/>
+                        </a:prstGeom>
+                        <a:gradFill rotWithShape="1">
+                          <a:gsLst>
+                            <a:gs pos="0">
+                              <a:srgbClr val="70AD47">
+                                <a:lumMod val="110000"/>
+                                <a:satMod val="105000"/>
+                                <a:tint val="67000"/>
+                              </a:srgbClr>
+                            </a:gs>
+                            <a:gs pos="50000">
+                              <a:srgbClr val="70AD47">
+                                <a:lumMod val="105000"/>
+                                <a:satMod val="103000"/>
+                                <a:tint val="73000"/>
+                              </a:srgbClr>
+                            </a:gs>
+                            <a:gs pos="100000">
+                              <a:srgbClr val="70AD47">
+                                <a:lumMod val="105000"/>
+                                <a:satMod val="109000"/>
+                                <a:tint val="81000"/>
+                              </a:srgbClr>
+                            </a:gs>
+                          </a:gsLst>
+                          <a:lin ang="5400000" scaled="0"/>
+                        </a:gradFill>
+                        <a:ln w="6350" cap="flat" cmpd="sng" algn="ctr">
+                          <a:solidFill>
+                            <a:srgbClr val="70AD47"/>
+                          </a:solidFill>
+                          <a:prstDash val="solid"/>
+                          <a:miter lim="800000"/>
+                          <a:headEnd/>
+                          <a:tailEnd/>
+                        </a:ln>
+                        <a:effectLst>
+                          <a:reflection blurRad="6350" stA="50000" endA="300" endPos="55500" dist="50800" dir="5400000" sy="-100000" algn="bl" rotWithShape="0"/>
+                        </a:effectLst>
+                      </wps:spPr>
+                      <wps:txbx>
+                        <w:txbxContent>
+                          <w:p>
+                            <w:pPr>
+                              <w:jc w:val="center"/>
+                              <w:rPr>
+                                <w:b/>
+                                <w:bCs/>
+                                <w:sz w:val="36"/>
+                                <w:szCs w:val="36"/>
+                              </w:rPr>
+                            </w:pPr>
+                            <w:proofErr w:type="spellStart"/>
+                            <w:r>
+                              <w:rPr>
+                                <w:b/>
+                                <w:bCs/>
+                                <w:sz w:val="32"/>
+                                <w:szCs w:val="32"/>
+                              </w:rPr>
+                              <w:t>Fakültə</w:t>
+                            </w:r>
+                            <w:proofErr w:type="spellEnd"/>
+                            <w:r>
+                              <w:rPr>
+                                <w:b/>
+                                <w:bCs/>
+                                <w:sz w:val="32"/>
+                                <w:szCs w:val="32"/>
+                              </w:rPr>
+                              <w:t xml:space="preserve"> </w:t>
+                            </w:r>
+                            <w:proofErr w:type="spellStart"/>
+                            <w:r>
+                              <w:rPr>
+                                <w:b/>
+                                <w:bCs/>
+                                <w:sz w:val="32"/>
+                                <w:szCs w:val="32"/>
+                              </w:rPr>
+                              <w:t>rəhbərliyi</w:t>
+                            </w:r>
+                            <w:proofErr w:type="spellEnd"/>
+                          </w:p>
+                        </w:txbxContent>
+                      </wps:txbx>
+                      <wps:bodyPr rot="0" vert="horz" wrap="square" lIns="91440" tIns="45720" rIns="91440" bIns="45720" anchor="t" anchorCtr="0">
+                        <a:noAutofit/>
+                      </wps:bodyPr>
+                    </wps:wsp>
+                  </a:graphicData>
+                </a:graphic>
+              </wp:anchor>
+            </w:drawing>
+          </mc:Choice>
+          <mc:Fallback>
+            <w:pict>
+              <v:shapetype w14:anchorId="241FE649" id="_x0000_t202" coordsize="21600,21600" o:spt="202" path="m,l,21600r21600,l21600,xe">
+                <v:stroke joinstyle="miter"/>
+                <v:path gradientshapeok="t" o:connecttype="rect"/>
+              </v:shapetype>
+              <v:shape id="Text Box 2" o:spid="_x0000_s1026" type="#_x0000_t202" style="position:absolute;left:0;text-align:left;margin-left:132.6pt;margin-top:62.1pt;width:289.2pt;height:41.4pt;z-index:251654144;visibility:visible;mso-wrap-style:square;mso-wrap-distance-left:9pt;mso-wrap-distance-top:0;mso-wrap-distance-right:9pt;mso-wrap-distance-bottom:0;mso-position-horizontal:absolute;mso-position-horizontal-relative:text;mso-position-vertical:absolute;mso-position-vertical-relative:text;v-text-anchor:top" o:gfxdata="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" fillcolor="#b5d5a7" strokecolor="#70ad47" strokeweight=".5pt">
+                <v:fill color2="#9cca86" rotate="t" colors="0 #b5d5a7;.5 #aace99;1 #9cca86" focus="100%" type="gradient">
+                  <o:fill v:ext="view" type="gradientUnscaled"/>
+                </v:fill>
+                <v:textbox>
+                  <w:txbxContent>
+                    <w:p>
+                      <w:pPr>
+                        <w:jc w:val="center"/>
+                        <w:rPr>
+                          <w:b/>
+                          <w:bCs/>
+                          <w:sz w:val="36"/>
+                          <w:szCs w:val="36"/>
+                        </w:rPr>
+                      </w:pPr>
+                      <w:proofErr w:type="spellStart"/>
+                      <w:r>
+                        <w:rPr>
+                          <w:b/>
+                          <w:bCs/>
+                          <w:sz w:val="32"/>
+                          <w:szCs w:val="32"/>
+                        </w:rPr>
+                        <w:t>Fakültə</w:t>
+                      </w:r>
+                      <w:proofErr w:type="spellEnd"/>
+                      <w:r>
+                        <w:rPr>
+                          <w:b/>
+                          <w:bCs/>
+                          <w:sz w:val="32"/>
+                          <w:szCs w:val="32"/>
+                        </w:rPr>
+                        <w:t xml:space="preserve"> </w:t>
+                      </w:r>
+                      <w:proofErr w:type="spellStart"/>
+                      <w:r>
+                        <w:rPr>
+                          <w:b/>
+                          <w:bCs/>
+                          <w:sz w:val="32"/>
+                          <w:szCs w:val="32"/>
+                        </w:rPr>
+                        <w:t>rəhbərliyi</w:t>
+                      </w:r>
+                      <w:proofErr w:type="spellEnd"/>
+                    </w:p>
+                  </w:txbxContent>
+                </v:textbox>
+              </v:shape>
+            </w:pict>
+          </mc:Fallback>
+        </mc:AlternateContent>
+      </w:r>
+      <w:r>
+        <w:rPr>
+          <w:b/>
+          <w:bCs/>
+          <w:noProof/>
         </w:rPr>
         <w:drawing>
-          <wp:anchor distT="0" distB="0" distL="114300" distR="114300" simplePos="0" relativeHeight="251657216" behindDoc="1" locked="0" layoutInCell="1" allowOverlap="1" wp14:anchorId="3E6DB7A3" wp14:editId="7007B0FA">
+          <wp:anchor distT="0" distB="0" distL="114300" distR="114300" simplePos="0" relativeHeight="251627520" behindDoc="1" locked="0" layoutInCell="1" allowOverlap="1" wp14:anchorId="3E6DB7A3" wp14:editId="0A6F5C42">
             <wp:simplePos x="0" y="0"/>
             <wp:positionH relativeFrom="margin">
               <wp:align>left</wp:align>
@@ -71,6 +265,22 @@
           </wp:anchor>
         </w:drawing>
       </w:r>
+    </w:p>
+    <w:p>
+      <w:pPr>
+        <w:rPr>
+          <w:b/>
+          <w:bCs/>
+        </w:rPr>
+      </w:pPr>
+    </w:p>
+    <w:p>
+      <w:pPr>
+        <w:rPr>
+          <w:b/>
+          <w:bCs/>
+        </w:rPr>
+      </w:pPr>
       <w:r>
         <w:rPr>
           <w:b/>
@@ -80,18 +290,18 @@
         <mc:AlternateContent>
           <mc:Choice Requires="wpg">
             <w:drawing>
-              <wp:anchor distT="0" distB="0" distL="114300" distR="114300" simplePos="0" relativeHeight="251682816" behindDoc="0" locked="0" layoutInCell="1" allowOverlap="1" wp14:anchorId="00075CD6" wp14:editId="64A4C07A">
+              <wp:anchor distT="0" distB="0" distL="114300" distR="114300" simplePos="0" relativeHeight="251669504" behindDoc="0" locked="0" layoutInCell="1" allowOverlap="1" wp14:anchorId="6FAE279A" wp14:editId="5E625729">
                 <wp:simplePos x="0" y="0"/>
-                <wp:positionH relativeFrom="page">
-                  <wp:align>center</wp:align>
+                <wp:positionH relativeFrom="column">
+                  <wp:posOffset>2324100</wp:posOffset>
                 </wp:positionH>
                 <wp:positionV relativeFrom="paragraph">
-                  <wp:posOffset>786130</wp:posOffset>
+                  <wp:posOffset>60325</wp:posOffset>
                 </wp:positionV>
-                <wp:extent cx="7435850" cy="6928485"/>
-                <wp:effectExtent l="0" t="0" r="12700" b="24765"/>
+                <wp:extent cx="2583180" cy="1993900"/>
+                <wp:effectExtent l="0" t="0" r="26670" b="25400"/>
                 <wp:wrapNone/>
-                <wp:docPr id="1346084780" name="Group 1"/>
+                <wp:docPr id="1903430915" name="Group 9"/>
                 <wp:cNvGraphicFramePr/>
                 <a:graphic xmlns:a="http://schemas.openxmlformats.org/drawingml/2006/main">
                   <a:graphicData uri="http://schemas.microsoft.com/office/word/2010/wordprocessingGroup">
@@ -100,121 +310,19 @@
                       <wpg:grpSpPr>
                         <a:xfrm>
                           <a:off x="0" y="0"/>
-                          <a:ext cx="7435850" cy="6928485"/>
+                          <a:ext cx="2583180" cy="1993900"/>
                           <a:chOff x="0" y="0"/>
-                          <a:chExt cx="7435850" cy="6928485"/>
+                          <a:chExt cx="2583180" cy="1993900"/>
                         </a:xfrm>
                       </wpg:grpSpPr>
                       <wps:wsp>
-                        <wps:cNvPr id="573571356" name="Text Box 2"/>
+                        <wps:cNvPr id="616490165" name="Text Box 2"/>
                         <wps:cNvSpPr txBox="1">
                           <a:spLocks noChangeArrowheads="1"/>
                         </wps:cNvSpPr>
                         <wps:spPr bwMode="auto">
                           <a:xfrm>
-                            <a:off x="1866900" y="0"/>
-                            <a:ext cx="3672840" cy="525780"/>
-                          </a:xfrm>
-                          <a:prstGeom prst="rect">
-                            <a:avLst/>
-                          </a:prstGeom>
-                          <a:gradFill rotWithShape="1">
-                            <a:gsLst>
-                              <a:gs pos="0">
-                                <a:srgbClr val="70AD47">
-                                  <a:lumMod val="110000"/>
-                                  <a:satMod val="105000"/>
-                                  <a:tint val="67000"/>
-                                </a:srgbClr>
-                              </a:gs>
-                              <a:gs pos="50000">
-                                <a:srgbClr val="70AD47">
-                                  <a:lumMod val="105000"/>
-                                  <a:satMod val="103000"/>
-                                  <a:tint val="73000"/>
-                                </a:srgbClr>
-                              </a:gs>
-                              <a:gs pos="100000">
-                                <a:srgbClr val="70AD47">
-                                  <a:lumMod val="105000"/>
-                                  <a:satMod val="109000"/>
-                                  <a:tint val="81000"/>
-                                </a:srgbClr>
-                              </a:gs>
-                            </a:gsLst>
-                            <a:lin ang="5400000" scaled="0"/>
-                          </a:gradFill>
-                          <a:ln w="6350" cap="flat" cmpd="sng" algn="ctr">
-                            <a:solidFill>
-                              <a:srgbClr val="70AD47"/>
-                            </a:solidFill>
-                            <a:prstDash val="solid"/>
-                            <a:miter lim="800000"/>
-                            <a:headEnd/>
-                            <a:tailEnd/>
-                          </a:ln>
-                          <a:effectLst>
-                            <a:reflection blurRad="6350" stA="50000" endA="300" endPos="55500" dist="50800" dir="5400000" sy="-100000" algn="bl" rotWithShape="0"/>
-                          </a:effectLst>
-                        </wps:spPr>
-                        <wps:txbx>
-                          <w:txbxContent>
-                            <w:p>
-                              <w:pPr>
-                                <w:jc w:val="center"/>
-                                <w:rPr>
-                                  <w:b/>
-                                  <w:bCs/>
-                                  <w:sz w:val="36"/>
-                                  <w:szCs w:val="36"/>
-                                </w:rPr>
-                              </w:pPr>
-                              <w:proofErr w:type="spellStart"/>
-                              <w:r>
-                                <w:rPr>
-                                  <w:b/>
-                                  <w:bCs/>
-                                  <w:sz w:val="32"/>
-                                  <w:szCs w:val="32"/>
-                                </w:rPr>
-                                <w:t>Fakültə</w:t>
-                              </w:r>
-                              <w:proofErr w:type="spellEnd"/>
-                              <w:r>
-                                <w:rPr>
-                                  <w:b/>
-                                  <w:bCs/>
-                                  <w:sz w:val="32"/>
-                                  <w:szCs w:val="32"/>
-                                </w:rPr>
-                                <w:t xml:space="preserve"> </w:t>
-                              </w:r>
-                              <w:proofErr w:type="spellStart"/>
-                              <w:r>
-                                <w:rPr>
-                                  <w:b/>
-                                  <w:bCs/>
-                                  <w:sz w:val="32"/>
-                                  <w:szCs w:val="32"/>
-                                </w:rPr>
-                                <w:t>rəhbərliyi</w:t>
-                              </w:r>
-                              <w:proofErr w:type="spellEnd"/>
-                            </w:p>
-                          </w:txbxContent>
-                        </wps:txbx>
-                        <wps:bodyPr rot="0" vert="horz" wrap="square" lIns="91440" tIns="45720" rIns="91440" bIns="45720" anchor="t" anchorCtr="0">
-                          <a:noAutofit/>
-                        </wps:bodyPr>
-                      </wps:wsp>
-                      <wps:wsp>
-                        <wps:cNvPr id="874163948" name="Text Box 2"/>
-                        <wps:cNvSpPr txBox="1">
-                          <a:spLocks noChangeArrowheads="1"/>
-                        </wps:cNvSpPr>
-                        <wps:spPr bwMode="auto">
-                          <a:xfrm>
-                            <a:off x="2476500" y="2374900"/>
+                            <a:off x="0" y="1524000"/>
                             <a:ext cx="2583180" cy="469900"/>
                           </a:xfrm>
                           <a:prstGeom prst="rect">
@@ -295,10 +403,10 @@
                       </wps:wsp>
                       <pic:pic xmlns:pic="http://schemas.openxmlformats.org/drawingml/2006/picture">
                         <pic:nvPicPr>
-                          <pic:cNvPr id="300083447" name="Picture 3">
+                          <pic:cNvPr id="261920216" name="Picture 7">
                             <a:extLst>
                               <a:ext uri="{FF2B5EF4-FFF2-40B4-BE49-F238E27FC236}">
-                                <a16:creationId xmlns:a16="http://schemas.microsoft.com/office/drawing/2014/main" id="{72A6736B-61D0-AF6C-FE31-CA40B2827B5E}"/>
+                                <a16:creationId xmlns:a16="http://schemas.microsoft.com/office/drawing/2014/main" id="{B6FBF1EC-F057-2979-C894-53D80CBB4B24}"/>
                               </a:ext>
                             </a:extLst>
                           </pic:cNvPr>
@@ -314,646 +422,6 @@
                               </a:ext>
                             </a:extLst>
                           </a:blip>
-                          <a:stretch>
-                            <a:fillRect/>
-                          </a:stretch>
-                        </pic:blipFill>
-                        <pic:spPr>
-                          <a:xfrm>
-                            <a:off x="5562600" y="3035300"/>
-                            <a:ext cx="1318260" cy="1468755"/>
-                          </a:xfrm>
-                          <a:prstGeom prst="rect">
-                            <a:avLst/>
-                          </a:prstGeom>
-                        </pic:spPr>
-                      </pic:pic>
-                      <pic:pic xmlns:pic="http://schemas.openxmlformats.org/drawingml/2006/picture">
-                        <pic:nvPicPr>
-                          <pic:cNvPr id="1719085474" name="Picture 9">
-                            <a:extLst>
-                              <a:ext uri="{FF2B5EF4-FFF2-40B4-BE49-F238E27FC236}">
-                                <a16:creationId xmlns:a16="http://schemas.microsoft.com/office/drawing/2014/main" id="{7156A976-879F-A20E-E3BB-77F238794F8B}"/>
-                              </a:ext>
-                            </a:extLst>
-                          </pic:cNvPr>
-                          <pic:cNvPicPr>
-                            <a:picLocks noChangeAspect="1"/>
-                          </pic:cNvPicPr>
-                        </pic:nvPicPr>
-                        <pic:blipFill>
-                          <a:blip r:embed="rId7" cstate="print">
-                            <a:extLst>
-                              <a:ext uri="{28A0092B-C50C-407E-A947-70E740481C1C}">
-                                <a14:useLocalDpi xmlns:a14="http://schemas.microsoft.com/office/drawing/2010/main" val="0"/>
-                              </a:ext>
-                            </a:extLst>
-                          </a:blip>
-                          <a:srcRect t="11933"/>
-                          <a:stretch>
-                            <a:fillRect/>
-                          </a:stretch>
-                        </pic:blipFill>
-                        <pic:spPr>
-                          <a:xfrm>
-                            <a:off x="469900" y="3022600"/>
-                            <a:ext cx="1158240" cy="1532890"/>
-                          </a:xfrm>
-                          <a:prstGeom prst="rect">
-                            <a:avLst/>
-                          </a:prstGeom>
-                        </pic:spPr>
-                      </pic:pic>
-                      <pic:pic xmlns:pic="http://schemas.openxmlformats.org/drawingml/2006/picture">
-                        <pic:nvPicPr>
-                          <pic:cNvPr id="123060347" name="Picture 5">
-                            <a:extLst>
-                              <a:ext uri="{FF2B5EF4-FFF2-40B4-BE49-F238E27FC236}">
-                                <a16:creationId xmlns:a16="http://schemas.microsoft.com/office/drawing/2014/main" id="{B80C67FE-5BD5-9126-2D2F-87E320ADEB25}"/>
-                              </a:ext>
-                            </a:extLst>
-                          </pic:cNvPr>
-                          <pic:cNvPicPr>
-                            <a:picLocks noChangeAspect="1"/>
-                          </pic:cNvPicPr>
-                        </pic:nvPicPr>
-                        <pic:blipFill>
-                          <a:blip r:embed="rId8" cstate="print">
-                            <a:extLst>
-                              <a:ext uri="{28A0092B-C50C-407E-A947-70E740481C1C}">
-                                <a14:useLocalDpi xmlns:a14="http://schemas.microsoft.com/office/drawing/2010/main" val="0"/>
-                              </a:ext>
-                            </a:extLst>
-                          </a:blip>
-                          <a:stretch>
-                            <a:fillRect/>
-                          </a:stretch>
-                        </pic:blipFill>
-                        <pic:spPr>
-                          <a:xfrm>
-                            <a:off x="3124200" y="2984500"/>
-                            <a:ext cx="1165860" cy="1588770"/>
-                          </a:xfrm>
-                          <a:prstGeom prst="rect">
-                            <a:avLst/>
-                          </a:prstGeom>
-                        </pic:spPr>
-                      </pic:pic>
-                      <wps:wsp>
-                        <wps:cNvPr id="346109218" name="Text Box 2"/>
-                        <wps:cNvSpPr txBox="1">
-                          <a:spLocks noChangeArrowheads="1"/>
-                        </wps:cNvSpPr>
-                        <wps:spPr bwMode="auto">
-                          <a:xfrm>
-                            <a:off x="203200" y="4686300"/>
-                            <a:ext cx="2004060" cy="469900"/>
-                          </a:xfrm>
-                          <a:prstGeom prst="rect">
-                            <a:avLst/>
-                          </a:prstGeom>
-                          <a:gradFill rotWithShape="1">
-                            <a:gsLst>
-                              <a:gs pos="0">
-                                <a:srgbClr val="70AD47">
-                                  <a:lumMod val="110000"/>
-                                  <a:satMod val="105000"/>
-                                  <a:tint val="67000"/>
-                                </a:srgbClr>
-                              </a:gs>
-                              <a:gs pos="50000">
-                                <a:srgbClr val="70AD47">
-                                  <a:lumMod val="105000"/>
-                                  <a:satMod val="103000"/>
-                                  <a:tint val="73000"/>
-                                </a:srgbClr>
-                              </a:gs>
-                              <a:gs pos="100000">
-                                <a:srgbClr val="70AD47">
-                                  <a:lumMod val="105000"/>
-                                  <a:satMod val="109000"/>
-                                  <a:tint val="81000"/>
-                                </a:srgbClr>
-                              </a:gs>
-                            </a:gsLst>
-                            <a:lin ang="5400000" scaled="0"/>
-                          </a:gradFill>
-                          <a:ln w="6350" cap="flat" cmpd="sng" algn="ctr">
-                            <a:solidFill>
-                              <a:srgbClr val="70AD47"/>
-                            </a:solidFill>
-                            <a:prstDash val="solid"/>
-                            <a:miter lim="800000"/>
-                            <a:headEnd/>
-                            <a:tailEnd/>
-                          </a:ln>
-                          <a:effectLst/>
-                        </wps:spPr>
-                        <wps:txbx>
-                          <w:txbxContent>
-                            <w:p>
-                              <w:pPr>
-                                <w:spacing w:after="0" w:line="240" w:lineRule="auto"/>
-                                <w:jc w:val="center"/>
-                                <w:rPr>
-                                  <w:b/>
-                                  <w:bCs/>
-                                  <w:noProof/>
-                                </w:rPr>
-                              </w:pPr>
-                              <w:r>
-                                <w:rPr>
-                                  <w:b/>
-                                  <w:bCs/>
-                                  <w:noProof/>
-                                </w:rPr>
-                                <w:t>Hüsniyyə Qubadova</w:t>
-                              </w:r>
-                            </w:p>
-                            <w:p>
-                              <w:pPr>
-                                <w:spacing w:after="0" w:line="240" w:lineRule="auto"/>
-                                <w:jc w:val="center"/>
-                                <w:rPr>
-                                  <w:b/>
-                                  <w:bCs/>
-                                  <w:noProof/>
-                                </w:rPr>
-                              </w:pPr>
-                              <w:r>
-                                <w:rPr>
-                                  <w:b/>
-                                  <w:bCs/>
-                                  <w:noProof/>
-                                </w:rPr>
-                                <w:t>tədris işləri üzrə koordinator</w:t>
-                              </w:r>
-                            </w:p>
-                          </w:txbxContent>
-                        </wps:txbx>
-                        <wps:bodyPr rot="0" vert="horz" wrap="square" lIns="91440" tIns="45720" rIns="91440" bIns="45720" anchor="t" anchorCtr="0">
-                          <a:spAutoFit/>
-                        </wps:bodyPr>
-                      </wps:wsp>
-                      <wps:wsp>
-                        <wps:cNvPr id="683283115" name="Text Box 2"/>
-                        <wps:cNvSpPr txBox="1">
-                          <a:spLocks noChangeArrowheads="1"/>
-                        </wps:cNvSpPr>
-                        <wps:spPr bwMode="auto">
-                          <a:xfrm>
-                            <a:off x="2768600" y="4686300"/>
-                            <a:ext cx="2004060" cy="469900"/>
-                          </a:xfrm>
-                          <a:prstGeom prst="rect">
-                            <a:avLst/>
-                          </a:prstGeom>
-                          <a:gradFill rotWithShape="1">
-                            <a:gsLst>
-                              <a:gs pos="0">
-                                <a:srgbClr val="70AD47">
-                                  <a:lumMod val="110000"/>
-                                  <a:satMod val="105000"/>
-                                  <a:tint val="67000"/>
-                                </a:srgbClr>
-                              </a:gs>
-                              <a:gs pos="50000">
-                                <a:srgbClr val="70AD47">
-                                  <a:lumMod val="105000"/>
-                                  <a:satMod val="103000"/>
-                                  <a:tint val="73000"/>
-                                </a:srgbClr>
-                              </a:gs>
-                              <a:gs pos="100000">
-                                <a:srgbClr val="70AD47">
-                                  <a:lumMod val="105000"/>
-                                  <a:satMod val="109000"/>
-                                  <a:tint val="81000"/>
-                                </a:srgbClr>
-                              </a:gs>
-                            </a:gsLst>
-                            <a:lin ang="5400000" scaled="0"/>
-                          </a:gradFill>
-                          <a:ln w="6350" cap="flat" cmpd="sng" algn="ctr">
-                            <a:solidFill>
-                              <a:srgbClr val="70AD47"/>
-                            </a:solidFill>
-                            <a:prstDash val="solid"/>
-                            <a:miter lim="800000"/>
-                            <a:headEnd/>
-                            <a:tailEnd/>
-                          </a:ln>
-                          <a:effectLst/>
-                        </wps:spPr>
-                        <wps:txbx>
-                          <w:txbxContent>
-                            <w:p>
-                              <w:pPr>
-                                <w:spacing w:after="0" w:line="240" w:lineRule="auto"/>
-                                <w:jc w:val="center"/>
-                                <w:rPr>
-                                  <w:b/>
-                                  <w:bCs/>
-                                  <w:noProof/>
-                                </w:rPr>
-                              </w:pPr>
-                              <w:r>
-                                <w:rPr>
-                                  <w:b/>
-                                  <w:bCs/>
-                                  <w:noProof/>
-                                </w:rPr>
-                                <w:t>Nəzrin Alməmmədova</w:t>
-                              </w:r>
-                            </w:p>
-                            <w:p>
-                              <w:pPr>
-                                <w:spacing w:after="0" w:line="240" w:lineRule="auto"/>
-                                <w:jc w:val="center"/>
-                                <w:rPr>
-                                  <w:b/>
-                                  <w:bCs/>
-                                  <w:noProof/>
-                                </w:rPr>
-                              </w:pPr>
-                              <w:r>
-                                <w:rPr>
-                                  <w:b/>
-                                  <w:bCs/>
-                                  <w:noProof/>
-                                </w:rPr>
-                                <w:t>assistent</w:t>
-                              </w:r>
-                            </w:p>
-                          </w:txbxContent>
-                        </wps:txbx>
-                        <wps:bodyPr rot="0" vert="horz" wrap="square" lIns="91440" tIns="45720" rIns="91440" bIns="45720" anchor="t" anchorCtr="0">
-                          <a:spAutoFit/>
-                        </wps:bodyPr>
-                      </wps:wsp>
-                      <wps:wsp>
-                        <wps:cNvPr id="242622967" name="Text Box 2"/>
-                        <wps:cNvSpPr txBox="1">
-                          <a:spLocks noChangeArrowheads="1"/>
-                        </wps:cNvSpPr>
-                        <wps:spPr bwMode="auto">
-                          <a:xfrm>
-                            <a:off x="5270500" y="4699000"/>
-                            <a:ext cx="2004060" cy="467995"/>
-                          </a:xfrm>
-                          <a:prstGeom prst="rect">
-                            <a:avLst/>
-                          </a:prstGeom>
-                          <a:gradFill rotWithShape="1">
-                            <a:gsLst>
-                              <a:gs pos="0">
-                                <a:srgbClr val="70AD47">
-                                  <a:lumMod val="110000"/>
-                                  <a:satMod val="105000"/>
-                                  <a:tint val="67000"/>
-                                </a:srgbClr>
-                              </a:gs>
-                              <a:gs pos="50000">
-                                <a:srgbClr val="70AD47">
-                                  <a:lumMod val="105000"/>
-                                  <a:satMod val="103000"/>
-                                  <a:tint val="73000"/>
-                                </a:srgbClr>
-                              </a:gs>
-                              <a:gs pos="100000">
-                                <a:srgbClr val="70AD47">
-                                  <a:lumMod val="105000"/>
-                                  <a:satMod val="109000"/>
-                                  <a:tint val="81000"/>
-                                </a:srgbClr>
-                              </a:gs>
-                            </a:gsLst>
-                            <a:lin ang="5400000" scaled="0"/>
-                          </a:gradFill>
-                          <a:ln w="6350" cap="flat" cmpd="sng" algn="ctr">
-                            <a:solidFill>
-                              <a:srgbClr val="70AD47"/>
-                            </a:solidFill>
-                            <a:prstDash val="solid"/>
-                            <a:miter lim="800000"/>
-                            <a:headEnd/>
-                            <a:tailEnd/>
-                          </a:ln>
-                          <a:effectLst/>
-                        </wps:spPr>
-                        <wps:txbx>
-                          <w:txbxContent>
-                            <w:p>
-                              <w:pPr>
-                                <w:spacing w:after="0" w:line="240" w:lineRule="auto"/>
-                                <w:jc w:val="center"/>
-                                <w:rPr>
-                                  <w:b/>
-                                  <w:bCs/>
-                                  <w:noProof/>
-                                </w:rPr>
-                              </w:pPr>
-                              <w:r>
-                                <w:rPr>
-                                  <w:b/>
-                                  <w:bCs/>
-                                  <w:noProof/>
-                                </w:rPr>
-                                <w:t>C</w:t>
-                              </w:r>
-                              <w:r>
-                                <w:rPr>
-                                  <w:b/>
-                                  <w:bCs/>
-                                  <w:noProof/>
-                                </w:rPr>
-                                <w:t>ə</w:t>
-                              </w:r>
-                              <w:r>
-                                <w:rPr>
-                                  <w:b/>
-                                  <w:bCs/>
-                                  <w:noProof/>
-                                </w:rPr>
-                                <w:t>mil</w:t>
-                              </w:r>
-                              <w:r>
-                                <w:rPr>
-                                  <w:b/>
-                                  <w:bCs/>
-                                  <w:noProof/>
-                                </w:rPr>
-                                <w:t>ə</w:t>
-                              </w:r>
-                              <w:r>
-                                <w:rPr>
-                                  <w:b/>
-                                  <w:bCs/>
-                                  <w:noProof/>
-                                </w:rPr>
-                                <w:t xml:space="preserve"> Salmanova</w:t>
-                              </w:r>
-                            </w:p>
-                            <w:p>
-                              <w:pPr>
-                                <w:spacing w:after="0" w:line="240" w:lineRule="auto"/>
-                                <w:jc w:val="center"/>
-                                <w:rPr>
-                                  <w:b/>
-                                  <w:bCs/>
-                                  <w:noProof/>
-                                </w:rPr>
-                              </w:pPr>
-                              <w:r>
-                                <w:rPr>
-                                  <w:b/>
-                                  <w:bCs/>
-                                  <w:noProof/>
-                                </w:rPr>
-                                <w:t>m</w:t>
-                              </w:r>
-                              <w:r>
-                                <w:rPr>
-                                  <w:b/>
-                                  <w:bCs/>
-                                  <w:noProof/>
-                                </w:rPr>
-                                <w:t>ü</w:t>
-                              </w:r>
-                              <w:r>
-                                <w:rPr>
-                                  <w:b/>
-                                  <w:bCs/>
-                                  <w:noProof/>
-                                </w:rPr>
-                                <w:t>t</w:t>
-                              </w:r>
-                              <w:r>
-                                <w:rPr>
-                                  <w:b/>
-                                  <w:bCs/>
-                                  <w:noProof/>
-                                </w:rPr>
-                                <w:t>ə</w:t>
-                              </w:r>
-                              <w:r>
-                                <w:rPr>
-                                  <w:b/>
-                                  <w:bCs/>
-                                  <w:noProof/>
-                                </w:rPr>
-                                <w:t>x</w:t>
-                              </w:r>
-                              <w:r>
-                                <w:rPr>
-                                  <w:b/>
-                                  <w:bCs/>
-                                  <w:noProof/>
-                                </w:rPr>
-                                <w:t>ə</w:t>
-                              </w:r>
-                              <w:r>
-                                <w:rPr>
-                                  <w:b/>
-                                  <w:bCs/>
-                                  <w:noProof/>
-                                </w:rPr>
-                                <w:t>ssis</w:t>
-                              </w:r>
-                            </w:p>
-                          </w:txbxContent>
-                        </wps:txbx>
-                        <wps:bodyPr rot="0" vert="horz" wrap="square" lIns="91440" tIns="45720" rIns="91440" bIns="45720" anchor="t" anchorCtr="0">
-                          <a:noAutofit/>
-                        </wps:bodyPr>
-                      </wps:wsp>
-                      <wps:wsp>
-                        <wps:cNvPr id="24144816" name="Text Box 2"/>
-                        <wps:cNvSpPr txBox="1">
-                          <a:spLocks noChangeArrowheads="1"/>
-                        </wps:cNvSpPr>
-                        <wps:spPr bwMode="auto">
-                          <a:xfrm>
-                            <a:off x="0" y="5283200"/>
-                            <a:ext cx="2372995" cy="1638300"/>
-                          </a:xfrm>
-                          <a:prstGeom prst="rect">
-                            <a:avLst/>
-                          </a:prstGeom>
-                          <a:solidFill>
-                            <a:schemeClr val="accent6">
-                              <a:lumMod val="20000"/>
-                              <a:lumOff val="80000"/>
-                            </a:schemeClr>
-                          </a:solidFill>
-                          <a:ln w="9525">
-                            <a:solidFill>
-                              <a:srgbClr val="000000"/>
-                            </a:solidFill>
-                            <a:miter lim="800000"/>
-                            <a:headEnd/>
-                            <a:tailEnd/>
-                          </a:ln>
-                        </wps:spPr>
-                        <wps:txbx>
-                          <w:txbxContent>
-                            <w:p>
-                              <w:pPr>
-                                <w:pStyle w:val="ListParagraph"/>
-                                <w:numPr>
-                                  <w:ilvl w:val="0"/>
-                                  <w:numId w:val="3"/>
-                                </w:numPr>
-                                <w:tabs>
-                                  <w:tab w:val="left" w:pos="90"/>
-                                </w:tabs>
-                                <w:ind w:hanging="810"/>
-                                <w:rPr>
-                                  <w:noProof/>
-                                  <w:sz w:val="20"/>
-                                  <w:szCs w:val="20"/>
-                                </w:rPr>
-                              </w:pPr>
-                              <w:r>
-                                <w:rPr>
-                                  <w:noProof/>
-                                  <w:sz w:val="20"/>
-                                  <w:szCs w:val="20"/>
-                                </w:rPr>
-                                <w:t>Tələbələrlə iş və davamiyyətə nəzarət</w:t>
-                              </w:r>
-                            </w:p>
-                            <w:p>
-                              <w:pPr>
-                                <w:pStyle w:val="ListParagraph"/>
-                                <w:numPr>
-                                  <w:ilvl w:val="0"/>
-                                  <w:numId w:val="3"/>
-                                </w:numPr>
-                                <w:tabs>
-                                  <w:tab w:val="left" w:pos="90"/>
-                                </w:tabs>
-                                <w:ind w:hanging="810"/>
-                                <w:rPr>
-                                  <w:noProof/>
-                                  <w:sz w:val="20"/>
-                                  <w:szCs w:val="20"/>
-                                </w:rPr>
-                              </w:pPr>
-                              <w:r>
-                                <w:rPr>
-                                  <w:noProof/>
-                                  <w:sz w:val="20"/>
-                                  <w:szCs w:val="20"/>
-                                </w:rPr>
-                                <w:t>Tələbələrin müraciət və problemlərinin araşdırılması</w:t>
-                              </w:r>
-                            </w:p>
-                            <w:p>
-                              <w:pPr>
-                                <w:pStyle w:val="ListParagraph"/>
-                                <w:numPr>
-                                  <w:ilvl w:val="0"/>
-                                  <w:numId w:val="3"/>
-                                </w:numPr>
-                                <w:tabs>
-                                  <w:tab w:val="left" w:pos="90"/>
-                                </w:tabs>
-                                <w:ind w:hanging="810"/>
-                                <w:rPr>
-                                  <w:noProof/>
-                                  <w:sz w:val="20"/>
-                                  <w:szCs w:val="20"/>
-                                </w:rPr>
-                              </w:pPr>
-                              <w:r>
-                                <w:rPr>
-                                  <w:noProof/>
-                                  <w:sz w:val="20"/>
-                                  <w:szCs w:val="20"/>
-                                </w:rPr>
-                                <w:t>Tədris prosesi barədə tələbələrin məlumatlandırılması</w:t>
-                              </w:r>
-                            </w:p>
-                            <w:p>
-                              <w:pPr>
-                                <w:pStyle w:val="ListParagraph"/>
-                                <w:numPr>
-                                  <w:ilvl w:val="0"/>
-                                  <w:numId w:val="3"/>
-                                </w:numPr>
-                                <w:tabs>
-                                  <w:tab w:val="left" w:pos="90"/>
-                                </w:tabs>
-                                <w:ind w:hanging="810"/>
-                                <w:rPr>
-                                  <w:noProof/>
-                                  <w:sz w:val="20"/>
-                                  <w:szCs w:val="20"/>
-                                </w:rPr>
-                              </w:pPr>
-                              <w:r>
-                                <w:rPr>
-                                  <w:noProof/>
-                                  <w:sz w:val="20"/>
-                                  <w:szCs w:val="20"/>
-                                </w:rPr>
-                                <w:t>Tələbə kartı və OUTLOOK kodları ilə bağlı məsələlərin həlli</w:t>
-                              </w:r>
-                            </w:p>
-                            <w:p>
-                              <w:pPr>
-                                <w:pStyle w:val="ListParagraph"/>
-                                <w:numPr>
-                                  <w:ilvl w:val="0"/>
-                                  <w:numId w:val="3"/>
-                                </w:numPr>
-                                <w:tabs>
-                                  <w:tab w:val="left" w:pos="90"/>
-                                </w:tabs>
-                                <w:ind w:hanging="810"/>
-                                <w:rPr>
-                                  <w:noProof/>
-                                  <w:sz w:val="20"/>
-                                  <w:szCs w:val="20"/>
-                                </w:rPr>
-                              </w:pPr>
-                              <w:r>
-                                <w:rPr>
-                                  <w:noProof/>
-                                  <w:sz w:val="20"/>
-                                  <w:szCs w:val="20"/>
-                                </w:rPr>
-                                <w:t>Şəxsi məlumatların dəyişilməsi</w:t>
-                              </w:r>
-                            </w:p>
-                          </w:txbxContent>
-                        </wps:txbx>
-                        <wps:bodyPr rot="0" vert="horz" wrap="square" lIns="91440" tIns="45720" rIns="91440" bIns="45720" anchor="t" anchorCtr="0">
-                          <a:noAutofit/>
-                        </wps:bodyPr>
-                      </wps:wsp>
-                      <pic:pic xmlns:pic="http://schemas.openxmlformats.org/drawingml/2006/picture">
-                        <pic:nvPicPr>
-                          <pic:cNvPr id="1565618543" name="Picture 7">
-                            <a:extLst>
-                              <a:ext uri="{FF2B5EF4-FFF2-40B4-BE49-F238E27FC236}">
-                                <a16:creationId xmlns:a16="http://schemas.microsoft.com/office/drawing/2014/main" id="{B6FBF1EC-F057-2979-C894-53D80CBB4B24}"/>
-                              </a:ext>
-                            </a:extLst>
-                          </pic:cNvPr>
-                          <pic:cNvPicPr>
-                            <a:picLocks noChangeAspect="1"/>
-                          </pic:cNvPicPr>
-                        </pic:nvPicPr>
-                        <pic:blipFill>
-                          <a:blip r:embed="rId9" cstate="print">
-                            <a:extLst>
-                              <a:ext uri="{28A0092B-C50C-407E-A947-70E740481C1C}">
-                                <a14:useLocalDpi xmlns:a14="http://schemas.microsoft.com/office/drawing/2010/main" val="0"/>
-                              </a:ext>
-                            </a:extLst>
-                          </a:blip>
                           <a:srcRect t="25811" b="2753"/>
                           <a:stretch>
                             <a:fillRect/>
@@ -961,7 +429,7 @@
                         </pic:blipFill>
                         <pic:spPr>
                           <a:xfrm>
-                            <a:off x="2959100" y="850900"/>
+                            <a:off x="480060" y="0"/>
                             <a:ext cx="1510030" cy="1437005"/>
                           </a:xfrm>
                           <a:prstGeom prst="rect">
@@ -969,325 +437,6 @@
                           </a:prstGeom>
                         </pic:spPr>
                       </pic:pic>
-                      <wps:wsp>
-                        <wps:cNvPr id="286796241" name="Text Box 2"/>
-                        <wps:cNvSpPr txBox="1">
-                          <a:spLocks noChangeArrowheads="1"/>
-                        </wps:cNvSpPr>
-                        <wps:spPr bwMode="auto">
-                          <a:xfrm>
-                            <a:off x="2527300" y="5283200"/>
-                            <a:ext cx="2489200" cy="1643380"/>
-                          </a:xfrm>
-                          <a:prstGeom prst="rect">
-                            <a:avLst/>
-                          </a:prstGeom>
-                          <a:solidFill>
-                            <a:schemeClr val="accent6">
-                              <a:lumMod val="20000"/>
-                              <a:lumOff val="80000"/>
-                            </a:schemeClr>
-                          </a:solidFill>
-                          <a:ln w="9525">
-                            <a:solidFill>
-                              <a:srgbClr val="000000"/>
-                            </a:solidFill>
-                            <a:miter lim="800000"/>
-                            <a:headEnd/>
-                            <a:tailEnd/>
-                          </a:ln>
-                        </wps:spPr>
-                        <wps:txbx>
-                          <w:txbxContent>
-                            <w:p>
-                              <w:pPr>
-                                <w:pStyle w:val="ListParagraph"/>
-                                <w:numPr>
-                                  <w:ilvl w:val="0"/>
-                                  <w:numId w:val="3"/>
-                                </w:numPr>
-                                <w:tabs>
-                                  <w:tab w:val="left" w:pos="90"/>
-                                </w:tabs>
-                                <w:ind w:hanging="810"/>
-                                <w:rPr>
-                                  <w:noProof/>
-                                  <w:sz w:val="20"/>
-                                  <w:szCs w:val="20"/>
-                                </w:rPr>
-                              </w:pPr>
-                              <w:r>
-                                <w:rPr>
-                                  <w:noProof/>
-                                  <w:sz w:val="20"/>
-                                  <w:szCs w:val="20"/>
-                                </w:rPr>
-                                <w:t>Tələbələrin akademik məsələləri üzrə sənədlərin hazırlanması</w:t>
-                              </w:r>
-                            </w:p>
-                            <w:p>
-                              <w:pPr>
-                                <w:pStyle w:val="ListParagraph"/>
-                                <w:numPr>
-                                  <w:ilvl w:val="0"/>
-                                  <w:numId w:val="3"/>
-                                </w:numPr>
-                                <w:tabs>
-                                  <w:tab w:val="left" w:pos="90"/>
-                                </w:tabs>
-                                <w:ind w:hanging="810"/>
-                                <w:rPr>
-                                  <w:noProof/>
-                                  <w:sz w:val="20"/>
-                                  <w:szCs w:val="20"/>
-                                </w:rPr>
-                              </w:pPr>
-                              <w:r>
-                                <w:rPr>
-                                  <w:noProof/>
-                                  <w:sz w:val="20"/>
-                                  <w:szCs w:val="20"/>
-                                </w:rPr>
-                                <w:t>Limitdən artıq fənlərə bağlı tələbələrin məlumatlandırılması</w:t>
-                              </w:r>
-                            </w:p>
-                            <w:p>
-                              <w:pPr>
-                                <w:pStyle w:val="ListParagraph"/>
-                                <w:numPr>
-                                  <w:ilvl w:val="0"/>
-                                  <w:numId w:val="3"/>
-                                </w:numPr>
-                                <w:tabs>
-                                  <w:tab w:val="left" w:pos="90"/>
-                                </w:tabs>
-                                <w:ind w:hanging="810"/>
-                                <w:rPr>
-                                  <w:noProof/>
-                                  <w:sz w:val="20"/>
-                                  <w:szCs w:val="20"/>
-                                </w:rPr>
-                              </w:pPr>
-                              <w:r>
-                                <w:rPr>
-                                  <w:noProof/>
-                                  <w:sz w:val="20"/>
-                                  <w:szCs w:val="20"/>
-                                </w:rPr>
-                                <w:t>Tələbələrə dərs qrupları və imtahan tarixləri barədə məlumat verilməsi</w:t>
-                              </w:r>
-                            </w:p>
-                            <w:p>
-                              <w:pPr>
-                                <w:pStyle w:val="ListParagraph"/>
-                                <w:numPr>
-                                  <w:ilvl w:val="0"/>
-                                  <w:numId w:val="3"/>
-                                </w:numPr>
-                                <w:tabs>
-                                  <w:tab w:val="left" w:pos="90"/>
-                                </w:tabs>
-                                <w:ind w:hanging="810"/>
-                                <w:rPr>
-                                  <w:noProof/>
-                                  <w:sz w:val="20"/>
-                                  <w:szCs w:val="20"/>
-                                </w:rPr>
-                              </w:pPr>
-                              <w:r>
-                                <w:rPr>
-                                  <w:noProof/>
-                                  <w:sz w:val="20"/>
-                                  <w:szCs w:val="20"/>
-                                </w:rPr>
-                                <w:t>Tələbələrin kursdan-kursa keçirilməsi</w:t>
-                              </w:r>
-                            </w:p>
-                            <w:p>
-                              <w:pPr>
-                                <w:pStyle w:val="ListParagraph"/>
-                                <w:numPr>
-                                  <w:ilvl w:val="0"/>
-                                  <w:numId w:val="3"/>
-                                </w:numPr>
-                                <w:tabs>
-                                  <w:tab w:val="left" w:pos="90"/>
-                                </w:tabs>
-                                <w:ind w:hanging="810"/>
-                                <w:rPr>
-                                  <w:noProof/>
-                                  <w:sz w:val="20"/>
-                                  <w:szCs w:val="20"/>
-                                </w:rPr>
-                              </w:pPr>
-                              <w:r>
-                                <w:rPr>
-                                  <w:noProof/>
-                                  <w:sz w:val="20"/>
-                                  <w:szCs w:val="20"/>
-                                </w:rPr>
-                                <w:t>Tələbə kartı ilə bağlı məsələlərin həlli</w:t>
-                              </w:r>
-                            </w:p>
-                          </w:txbxContent>
-                        </wps:txbx>
-                        <wps:bodyPr rot="0" vert="horz" wrap="square" lIns="91440" tIns="45720" rIns="91440" bIns="45720" anchor="t" anchorCtr="0">
-                          <a:noAutofit/>
-                        </wps:bodyPr>
-                      </wps:wsp>
-                      <wps:wsp>
-                        <wps:cNvPr id="1675974118" name="Text Box 2"/>
-                        <wps:cNvSpPr txBox="1">
-                          <a:spLocks noChangeArrowheads="1"/>
-                        </wps:cNvSpPr>
-                        <wps:spPr bwMode="auto">
-                          <a:xfrm>
-                            <a:off x="5168900" y="5295900"/>
-                            <a:ext cx="2266950" cy="1632585"/>
-                          </a:xfrm>
-                          <a:prstGeom prst="rect">
-                            <a:avLst/>
-                          </a:prstGeom>
-                          <a:solidFill>
-                            <a:schemeClr val="accent6">
-                              <a:lumMod val="20000"/>
-                              <a:lumOff val="80000"/>
-                            </a:schemeClr>
-                          </a:solidFill>
-                          <a:ln w="9525">
-                            <a:solidFill>
-                              <a:srgbClr val="000000"/>
-                            </a:solidFill>
-                            <a:miter lim="800000"/>
-                            <a:headEnd/>
-                            <a:tailEnd/>
-                          </a:ln>
-                        </wps:spPr>
-                        <wps:txbx>
-                          <w:txbxContent>
-                            <w:p>
-                              <w:pPr>
-                                <w:pStyle w:val="ListParagraph"/>
-                                <w:numPr>
-                                  <w:ilvl w:val="0"/>
-                                  <w:numId w:val="3"/>
-                                </w:numPr>
-                                <w:tabs>
-                                  <w:tab w:val="left" w:pos="90"/>
-                                </w:tabs>
-                                <w:ind w:hanging="810"/>
-                                <w:rPr>
-                                  <w:noProof/>
-                                  <w:sz w:val="20"/>
-                                  <w:szCs w:val="20"/>
-                                </w:rPr>
-                              </w:pPr>
-                              <w:r>
-                                <w:rPr>
-                                  <w:noProof/>
-                                  <w:sz w:val="20"/>
-                                  <w:szCs w:val="20"/>
-                                </w:rPr>
-                                <w:t>İmtahan tarixləri barədə tələbələrin məlumatlandırılması</w:t>
-                              </w:r>
-                            </w:p>
-                            <w:p>
-                              <w:pPr>
-                                <w:pStyle w:val="ListParagraph"/>
-                                <w:numPr>
-                                  <w:ilvl w:val="0"/>
-                                  <w:numId w:val="3"/>
-                                </w:numPr>
-                                <w:tabs>
-                                  <w:tab w:val="left" w:pos="90"/>
-                                </w:tabs>
-                                <w:ind w:hanging="810"/>
-                                <w:rPr>
-                                  <w:noProof/>
-                                  <w:sz w:val="20"/>
-                                  <w:szCs w:val="20"/>
-                                </w:rPr>
-                              </w:pPr>
-                              <w:r>
-                                <w:rPr>
-                                  <w:noProof/>
-                                  <w:sz w:val="20"/>
-                                  <w:szCs w:val="20"/>
-                                </w:rPr>
-                                <w:t>Tələbələrə dərs qrupları barədə məlumat verilməsi</w:t>
-                              </w:r>
-                            </w:p>
-                            <w:p>
-                              <w:pPr>
-                                <w:pStyle w:val="ListParagraph"/>
-                                <w:numPr>
-                                  <w:ilvl w:val="0"/>
-                                  <w:numId w:val="3"/>
-                                </w:numPr>
-                                <w:tabs>
-                                  <w:tab w:val="left" w:pos="90"/>
-                                </w:tabs>
-                                <w:ind w:hanging="810"/>
-                                <w:rPr>
-                                  <w:noProof/>
-                                  <w:sz w:val="20"/>
-                                  <w:szCs w:val="20"/>
-                                </w:rPr>
-                              </w:pPr>
-                              <w:r>
-                                <w:rPr>
-                                  <w:noProof/>
-                                  <w:sz w:val="20"/>
-                                  <w:szCs w:val="20"/>
-                                </w:rPr>
-                                <w:t>Tələbə kartı ilə bağlı məsələlərin həlli</w:t>
-                              </w:r>
-                            </w:p>
-                            <w:p>
-                              <w:pPr>
-                                <w:pStyle w:val="ListParagraph"/>
-                                <w:numPr>
-                                  <w:ilvl w:val="0"/>
-                                  <w:numId w:val="3"/>
-                                </w:numPr>
-                                <w:tabs>
-                                  <w:tab w:val="left" w:pos="90"/>
-                                </w:tabs>
-                                <w:ind w:hanging="810"/>
-                                <w:rPr>
-                                  <w:noProof/>
-                                  <w:sz w:val="20"/>
-                                  <w:szCs w:val="20"/>
-                                </w:rPr>
-                              </w:pPr>
-                              <w:r>
-                                <w:rPr>
-                                  <w:noProof/>
-                                  <w:sz w:val="20"/>
-                                  <w:szCs w:val="20"/>
-                                </w:rPr>
-                                <w:t>Məzun tələbələrin sənədlərinin hazırlanması</w:t>
-                              </w:r>
-                            </w:p>
-                            <w:p>
-                              <w:pPr>
-                                <w:pStyle w:val="ListParagraph"/>
-                                <w:tabs>
-                                  <w:tab w:val="left" w:pos="90"/>
-                                </w:tabs>
-                                <w:rPr>
-                                  <w:noProof/>
-                                  <w:sz w:val="20"/>
-                                  <w:szCs w:val="20"/>
-                                </w:rPr>
-                              </w:pPr>
-                            </w:p>
-                          </w:txbxContent>
-                        </wps:txbx>
-                        <wps:bodyPr rot="0" vert="horz" wrap="square" lIns="91440" tIns="45720" rIns="91440" bIns="45720" anchor="t" anchorCtr="0">
-                          <a:noAutofit/>
-                        </wps:bodyPr>
-                      </wps:wsp>
                     </wpg:wgp>
                   </a:graphicData>
                 </a:graphic>
@@ -1296,63 +445,8 @@
           </mc:Choice>
           <mc:Fallback>
             <w:pict>
-              <v:group w14:anchorId="00075CD6" id="Group 1" o:spid="_x0000_s1026" style="position:absolute;left:0;text-align:left;margin-left:0;margin-top:61.9pt;width:585.5pt;height:545.55pt;z-index:251682816;mso-position-horizontal:center;mso-position-horizontal-relative:page" coordsize="74358,69284" o:gfxdata="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">
-                <v:shapetype id="_x0000_t202" coordsize="21600,21600" o:spt="202" path="m,l,21600r21600,l21600,xe">
-                  <v:stroke joinstyle="miter"/>
-                  <v:path gradientshapeok="t" o:connecttype="rect"/>
-                </v:shapetype>
-                <v:shape id="Text Box 2" o:spid="_x0000_s1027" type="#_x0000_t202" style="position:absolute;left:18669;width:36728;height:5257;visibility:visible;mso-wrap-style:square;v-text-anchor:top" o:gfxdata="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" fillcolor="#b5d5a7" strokecolor="#70ad47" strokeweight=".5pt">
-                  <v:fill color2="#9cca86" rotate="t" colors="0 #b5d5a7;.5 #aace99;1 #9cca86" focus="100%" type="gradient">
-                    <o:fill v:ext="view" type="gradientUnscaled"/>
-                  </v:fill>
-                  <v:textbox>
-                    <w:txbxContent>
-                      <w:p>
-                        <w:pPr>
-                          <w:jc w:val="center"/>
-                          <w:rPr>
-                            <w:b/>
-                            <w:bCs/>
-                            <w:sz w:val="36"/>
-                            <w:szCs w:val="36"/>
-                          </w:rPr>
-                        </w:pPr>
-                        <w:proofErr w:type="spellStart"/>
-                        <w:r>
-                          <w:rPr>
-                            <w:b/>
-                            <w:bCs/>
-                            <w:sz w:val="32"/>
-                            <w:szCs w:val="32"/>
-                          </w:rPr>
-                          <w:t>Fakültə</w:t>
-                        </w:r>
-                        <w:proofErr w:type="spellEnd"/>
-                        <w:r>
-                          <w:rPr>
-                            <w:b/>
-                            <w:bCs/>
-                            <w:sz w:val="32"/>
-                            <w:szCs w:val="32"/>
-                          </w:rPr>
-                          <w:t xml:space="preserve"> </w:t>
-                        </w:r>
-                        <w:proofErr w:type="spellStart"/>
-                        <w:r>
-                          <w:rPr>
-                            <w:b/>
-                            <w:bCs/>
-                            <w:sz w:val="32"/>
-                            <w:szCs w:val="32"/>
-                          </w:rPr>
-                          <w:t>rəhbərliyi</w:t>
-                        </w:r>
-                        <w:proofErr w:type="spellEnd"/>
-                      </w:p>
-                    </w:txbxContent>
-                  </v:textbox>
-                </v:shape>
-                <v:shape id="Text Box 2" o:spid="_x0000_s1028" type="#_x0000_t202" style="position:absolute;left:24765;top:23749;width:25831;height:4699;visibility:visible;mso-wrap-style:square;v-text-anchor:top" o:gfxdata="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" fillcolor="#9ecb81 [2169]" strokecolor="#70ad47 [3209]" strokeweight=".5pt">
+              <v:group w14:anchorId="6FAE279A" id="Group 9" o:spid="_x0000_s1027" style="position:absolute;margin-left:183pt;margin-top:4.75pt;width:203.4pt;height:157pt;z-index:251669504" coordsize="25831,19939" o:gfxdata="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">
+                <v:shape id="_x0000_s1028" type="#_x0000_t202" style="position:absolute;top:15240;width:25831;height:4699;visibility:visible;mso-wrap-style:square;v-text-anchor:top" o:gfxdata="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" fillcolor="#9ecb81 [2169]" strokecolor="#70ad47 [3209]" strokeweight=".5pt">
                   <v:fill color2="#8ac066 [2617]" rotate="t" colors="0 #b5d5a7;.5 #aace99;1 #9cca86" focus="100%" type="gradient">
                     <o:fill v:ext="view" type="gradientUnscaled"/>
                   </v:fill>
@@ -1426,656 +520,14 @@
                   <v:path o:extrusionok="f" gradientshapeok="t" o:connecttype="rect"/>
                   <o:lock v:ext="edit" aspectratio="t"/>
                 </v:shapetype>
-                <v:shape id="Picture 3" o:spid="_x0000_s1029" type="#_x0000_t75" style="position:absolute;left:55626;top:30353;width:13182;height:14687;visibility:visible;mso-wrap-style:square" o:gfxdata="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">
-                  <v:imagedata r:id="rId10" o:title=""/>
+                <v:shape id="Picture 7" o:spid="_x0000_s1029" type="#_x0000_t75" style="position:absolute;left:4800;width:15100;height:14370;visibility:visible;mso-wrap-style:square" o:gfxdata="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">
+                  <v:imagedata r:id="rId7" o:title="" croptop="16915f" cropbottom="1804f"/>
                 </v:shape>
-                <v:shape id="Picture 9" o:spid="_x0000_s1030" type="#_x0000_t75" style="position:absolute;left:4699;top:30226;width:11582;height:15328;visibility:visible;mso-wrap-style:square" o:gfxdata="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">
-                  <v:imagedata r:id="rId11" o:title="" croptop="7820f"/>
-                </v:shape>
-                <v:shape id="Picture 5" o:spid="_x0000_s1031" type="#_x0000_t75" style="position:absolute;left:31242;top:29845;width:11658;height:15887;visibility:visible;mso-wrap-style:square" o:gfxdata="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">
-                  <v:imagedata r:id="rId12" o:title=""/>
-                </v:shape>
-                <v:shape id="Text Box 2" o:spid="_x0000_s1032" type="#_x0000_t202" style="position:absolute;left:2032;top:46863;width:20040;height:4699;visibility:visible;mso-wrap-style:square;v-text-anchor:top" o:gfxdata="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" fillcolor="#b5d5a7" strokecolor="#70ad47" strokeweight=".5pt">
-                  <v:fill color2="#9cca86" rotate="t" colors="0 #b5d5a7;.5 #aace99;1 #9cca86" focus="100%" type="gradient">
-                    <o:fill v:ext="view" type="gradientUnscaled"/>
-                  </v:fill>
-                  <v:textbox style="mso-fit-shape-to-text:t">
-                    <w:txbxContent>
-                      <w:p>
-                        <w:pPr>
-                          <w:spacing w:after="0" w:line="240" w:lineRule="auto"/>
-                          <w:jc w:val="center"/>
-                          <w:rPr>
-                            <w:b/>
-                            <w:bCs/>
-                            <w:noProof/>
-                          </w:rPr>
-                        </w:pPr>
-                        <w:r>
-                          <w:rPr>
-                            <w:b/>
-                            <w:bCs/>
-                            <w:noProof/>
-                          </w:rPr>
-                          <w:t>Hüsniyyə Qubadova</w:t>
-                        </w:r>
-                      </w:p>
-                      <w:p>
-                        <w:pPr>
-                          <w:spacing w:after="0" w:line="240" w:lineRule="auto"/>
-                          <w:jc w:val="center"/>
-                          <w:rPr>
-                            <w:b/>
-                            <w:bCs/>
-                            <w:noProof/>
-                          </w:rPr>
-                        </w:pPr>
-                        <w:r>
-                          <w:rPr>
-                            <w:b/>
-                            <w:bCs/>
-                            <w:noProof/>
-                          </w:rPr>
-                          <w:t>tədris işləri üzrə koordinator</w:t>
-                        </w:r>
-                      </w:p>
-                    </w:txbxContent>
-                  </v:textbox>
-                </v:shape>
-                <v:shape id="Text Box 2" o:spid="_x0000_s1033" type="#_x0000_t202" style="position:absolute;left:27686;top:46863;width:20040;height:4699;visibility:visible;mso-wrap-style:square;v-text-anchor:top" o:gfxdata="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" fillcolor="#b5d5a7" strokecolor="#70ad47" strokeweight=".5pt">
-                  <v:fill color2="#9cca86" rotate="t" colors="0 #b5d5a7;.5 #aace99;1 #9cca86" focus="100%" type="gradient">
-                    <o:fill v:ext="view" type="gradientUnscaled"/>
-                  </v:fill>
-                  <v:textbox style="mso-fit-shape-to-text:t">
-                    <w:txbxContent>
-                      <w:p>
-                        <w:pPr>
-                          <w:spacing w:after="0" w:line="240" w:lineRule="auto"/>
-                          <w:jc w:val="center"/>
-                          <w:rPr>
-                            <w:b/>
-                            <w:bCs/>
-                            <w:noProof/>
-                          </w:rPr>
-                        </w:pPr>
-                        <w:r>
-                          <w:rPr>
-                            <w:b/>
-                            <w:bCs/>
-                            <w:noProof/>
-                          </w:rPr>
-                          <w:t>Nəzrin Alməmmədova</w:t>
-                        </w:r>
-                      </w:p>
-                      <w:p>
-                        <w:pPr>
-                          <w:spacing w:after="0" w:line="240" w:lineRule="auto"/>
-                          <w:jc w:val="center"/>
-                          <w:rPr>
-                            <w:b/>
-                            <w:bCs/>
-                            <w:noProof/>
-                          </w:rPr>
-                        </w:pPr>
-                        <w:r>
-                          <w:rPr>
-                            <w:b/>
-                            <w:bCs/>
-                            <w:noProof/>
-                          </w:rPr>
-                          <w:t>assistent</w:t>
-                        </w:r>
-                      </w:p>
-                    </w:txbxContent>
-                  </v:textbox>
-                </v:shape>
-                <v:shape id="Text Box 2" o:spid="_x0000_s1034" type="#_x0000_t202" style="position:absolute;left:52705;top:46990;width:20040;height:4679;visibility:visible;mso-wrap-style:square;v-text-anchor:top" o:gfxdata="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" fillcolor="#b5d5a7" strokecolor="#70ad47" strokeweight=".5pt">
-                  <v:fill color2="#9cca86" rotate="t" colors="0 #b5d5a7;.5 #aace99;1 #9cca86" focus="100%" type="gradient">
-                    <o:fill v:ext="view" type="gradientUnscaled"/>
-                  </v:fill>
-                  <v:textbox>
-                    <w:txbxContent>
-                      <w:p>
-                        <w:pPr>
-                          <w:spacing w:after="0" w:line="240" w:lineRule="auto"/>
-                          <w:jc w:val="center"/>
-                          <w:rPr>
-                            <w:b/>
-                            <w:bCs/>
-                            <w:noProof/>
-                          </w:rPr>
-                        </w:pPr>
-                        <w:r>
-                          <w:rPr>
-                            <w:b/>
-                            <w:bCs/>
-                            <w:noProof/>
-                          </w:rPr>
-                          <w:t>C</w:t>
-                        </w:r>
-                        <w:r>
-                          <w:rPr>
-                            <w:b/>
-                            <w:bCs/>
-                            <w:noProof/>
-                          </w:rPr>
-                          <w:t>ə</w:t>
-                        </w:r>
-                        <w:r>
-                          <w:rPr>
-                            <w:b/>
-                            <w:bCs/>
-                            <w:noProof/>
-                          </w:rPr>
-                          <w:t>mil</w:t>
-                        </w:r>
-                        <w:r>
-                          <w:rPr>
-                            <w:b/>
-                            <w:bCs/>
-                            <w:noProof/>
-                          </w:rPr>
-                          <w:t>ə</w:t>
-                        </w:r>
-                        <w:r>
-                          <w:rPr>
-                            <w:b/>
-                            <w:bCs/>
-                            <w:noProof/>
-                          </w:rPr>
-                          <w:t xml:space="preserve"> Salmanova</w:t>
-                        </w:r>
-                      </w:p>
-                      <w:p>
-                        <w:pPr>
-                          <w:spacing w:after="0" w:line="240" w:lineRule="auto"/>
-                          <w:jc w:val="center"/>
-                          <w:rPr>
-                            <w:b/>
-                            <w:bCs/>
-                            <w:noProof/>
-                          </w:rPr>
-                        </w:pPr>
-                        <w:r>
-                          <w:rPr>
-                            <w:b/>
-                            <w:bCs/>
-                            <w:noProof/>
-                          </w:rPr>
-                          <w:t>m</w:t>
-                        </w:r>
-                        <w:r>
-                          <w:rPr>
-                            <w:b/>
-                            <w:bCs/>
-                            <w:noProof/>
-                          </w:rPr>
-                          <w:t>ü</w:t>
-                        </w:r>
-                        <w:r>
-                          <w:rPr>
-                            <w:b/>
-                            <w:bCs/>
-                            <w:noProof/>
-                          </w:rPr>
-                          <w:t>t</w:t>
-                        </w:r>
-                        <w:r>
-                          <w:rPr>
-                            <w:b/>
-                            <w:bCs/>
-                            <w:noProof/>
-                          </w:rPr>
-                          <w:t>ə</w:t>
-                        </w:r>
-                        <w:r>
-                          <w:rPr>
-                            <w:b/>
-                            <w:bCs/>
-                            <w:noProof/>
-                          </w:rPr>
-                          <w:t>x</w:t>
-                        </w:r>
-                        <w:r>
-                          <w:rPr>
-                            <w:b/>
-                            <w:bCs/>
-                            <w:noProof/>
-                          </w:rPr>
-                          <w:t>ə</w:t>
-                        </w:r>
-                        <w:r>
-                          <w:rPr>
-                            <w:b/>
-                            <w:bCs/>
-                            <w:noProof/>
-                          </w:rPr>
-                          <w:t>ssis</w:t>
-                        </w:r>
-                      </w:p>
-                    </w:txbxContent>
-                  </v:textbox>
-                </v:shape>
-                <v:shape id="Text Box 2" o:spid="_x0000_s1035" type="#_x0000_t202" style="position:absolute;top:52832;width:23729;height:16383;visibility:visible;mso-wrap-style:square;v-text-anchor:top" o:gfxdata="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" fillcolor="#e2efd9 [665]">
-                  <v:textbox>
-                    <w:txbxContent>
-                      <w:p>
-                        <w:pPr>
-                          <w:pStyle w:val="ListParagraph"/>
-                          <w:numPr>
-                            <w:ilvl w:val="0"/>
-                            <w:numId w:val="3"/>
-                          </w:numPr>
-                          <w:tabs>
-                            <w:tab w:val="left" w:pos="90"/>
-                          </w:tabs>
-                          <w:ind w:hanging="810"/>
-                          <w:rPr>
-                            <w:noProof/>
-                            <w:sz w:val="20"/>
-                            <w:szCs w:val="20"/>
-                          </w:rPr>
-                        </w:pPr>
-                        <w:r>
-                          <w:rPr>
-                            <w:noProof/>
-                            <w:sz w:val="20"/>
-                            <w:szCs w:val="20"/>
-                          </w:rPr>
-                          <w:t>Tələbələrlə iş və davamiyyətə nəzarət</w:t>
-                        </w:r>
-                      </w:p>
-                      <w:p>
-                        <w:pPr>
-                          <w:pStyle w:val="ListParagraph"/>
-                          <w:numPr>
-                            <w:ilvl w:val="0"/>
-                            <w:numId w:val="3"/>
-                          </w:numPr>
-                          <w:tabs>
-                            <w:tab w:val="left" w:pos="90"/>
-                          </w:tabs>
-                          <w:ind w:hanging="810"/>
-                          <w:rPr>
-                            <w:noProof/>
-                            <w:sz w:val="20"/>
-                            <w:szCs w:val="20"/>
-                          </w:rPr>
-                        </w:pPr>
-                        <w:r>
-                          <w:rPr>
-                            <w:noProof/>
-                            <w:sz w:val="20"/>
-                            <w:szCs w:val="20"/>
-                          </w:rPr>
-                          <w:t>Tələbələrin müraciət və problemlərinin araşdırılması</w:t>
-                        </w:r>
-                      </w:p>
-                      <w:p>
-                        <w:pPr>
-                          <w:pStyle w:val="ListParagraph"/>
-                          <w:numPr>
-                            <w:ilvl w:val="0"/>
-                            <w:numId w:val="3"/>
-                          </w:numPr>
-                          <w:tabs>
-                            <w:tab w:val="left" w:pos="90"/>
-                          </w:tabs>
-                          <w:ind w:hanging="810"/>
-                          <w:rPr>
-                            <w:noProof/>
-                            <w:sz w:val="20"/>
-                            <w:szCs w:val="20"/>
-                          </w:rPr>
-                        </w:pPr>
-                        <w:r>
-                          <w:rPr>
-                            <w:noProof/>
-                            <w:sz w:val="20"/>
-                            <w:szCs w:val="20"/>
-                          </w:rPr>
-                          <w:t>Tədris prosesi barədə tələbələrin məlumatlandırılması</w:t>
-                        </w:r>
-                      </w:p>
-                      <w:p>
-                        <w:pPr>
-                          <w:pStyle w:val="ListParagraph"/>
-                          <w:numPr>
-                            <w:ilvl w:val="0"/>
-                            <w:numId w:val="3"/>
-                          </w:numPr>
-                          <w:tabs>
-                            <w:tab w:val="left" w:pos="90"/>
-                          </w:tabs>
-                          <w:ind w:hanging="810"/>
-                          <w:rPr>
-                            <w:noProof/>
-                            <w:sz w:val="20"/>
-                            <w:szCs w:val="20"/>
-                          </w:rPr>
-                        </w:pPr>
-                        <w:r>
-                          <w:rPr>
-                            <w:noProof/>
-                            <w:sz w:val="20"/>
-                            <w:szCs w:val="20"/>
-                          </w:rPr>
-                          <w:t>Tələbə kartı və OUTLOOK kodları ilə bağlı məsələlərin həlli</w:t>
-                        </w:r>
-                      </w:p>
-                      <w:p>
-                        <w:pPr>
-                          <w:pStyle w:val="ListParagraph"/>
-                          <w:numPr>
-                            <w:ilvl w:val="0"/>
-                            <w:numId w:val="3"/>
-                          </w:numPr>
-                          <w:tabs>
-                            <w:tab w:val="left" w:pos="90"/>
-                          </w:tabs>
-                          <w:ind w:hanging="810"/>
-                          <w:rPr>
-                            <w:noProof/>
-                            <w:sz w:val="20"/>
-                            <w:szCs w:val="20"/>
-                          </w:rPr>
-                        </w:pPr>
-                        <w:r>
-                          <w:rPr>
-                            <w:noProof/>
-                            <w:sz w:val="20"/>
-                            <w:szCs w:val="20"/>
-                          </w:rPr>
-                          <w:t>Şəxsi məlumatların dəyişilməsi</w:t>
-                        </w:r>
-                      </w:p>
-                    </w:txbxContent>
-                  </v:textbox>
-                </v:shape>
-                <v:shape id="Picture 7" o:spid="_x0000_s1036" type="#_x0000_t75" style="position:absolute;left:29591;top:8509;width:15100;height:14370;visibility:visible;mso-wrap-style:square" o:gfxdata="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">
-                  <v:imagedata r:id="rId13" o:title="" croptop="16915f" cropbottom="1804f"/>
-                </v:shape>
-                <v:shape id="Text Box 2" o:spid="_x0000_s1037" type="#_x0000_t202" style="position:absolute;left:25273;top:52832;width:24892;height:16433;visibility:visible;mso-wrap-style:square;v-text-anchor:top" o:gfxdata="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" fillcolor="#e2efd9 [665]">
-                  <v:textbox>
-                    <w:txbxContent>
-                      <w:p>
-                        <w:pPr>
-                          <w:pStyle w:val="ListParagraph"/>
-                          <w:numPr>
-                            <w:ilvl w:val="0"/>
-                            <w:numId w:val="3"/>
-                          </w:numPr>
-                          <w:tabs>
-                            <w:tab w:val="left" w:pos="90"/>
-                          </w:tabs>
-                          <w:ind w:hanging="810"/>
-                          <w:rPr>
-                            <w:noProof/>
-                            <w:sz w:val="20"/>
-                            <w:szCs w:val="20"/>
-                          </w:rPr>
-                        </w:pPr>
-                        <w:r>
-                          <w:rPr>
-                            <w:noProof/>
-                            <w:sz w:val="20"/>
-                            <w:szCs w:val="20"/>
-                          </w:rPr>
-                          <w:t>Tələbələrin akademik məsələləri üzrə sənədlərin hazırlanması</w:t>
-                        </w:r>
-                      </w:p>
-                      <w:p>
-                        <w:pPr>
-                          <w:pStyle w:val="ListParagraph"/>
-                          <w:numPr>
-                            <w:ilvl w:val="0"/>
-                            <w:numId w:val="3"/>
-                          </w:numPr>
-                          <w:tabs>
-                            <w:tab w:val="left" w:pos="90"/>
-                          </w:tabs>
-                          <w:ind w:hanging="810"/>
-                          <w:rPr>
-                            <w:noProof/>
-                            <w:sz w:val="20"/>
-                            <w:szCs w:val="20"/>
-                          </w:rPr>
-                        </w:pPr>
-                        <w:r>
-                          <w:rPr>
-                            <w:noProof/>
-                            <w:sz w:val="20"/>
-                            <w:szCs w:val="20"/>
-                          </w:rPr>
-                          <w:t>Limitdən artıq fənlərə bağlı tələbələrin məlumatlandırılması</w:t>
-                        </w:r>
-                      </w:p>
-                      <w:p>
-                        <w:pPr>
-                          <w:pStyle w:val="ListParagraph"/>
-                          <w:numPr>
-                            <w:ilvl w:val="0"/>
-                            <w:numId w:val="3"/>
-                          </w:numPr>
-                          <w:tabs>
-                            <w:tab w:val="left" w:pos="90"/>
-                          </w:tabs>
-                          <w:ind w:hanging="810"/>
-                          <w:rPr>
-                            <w:noProof/>
-                            <w:sz w:val="20"/>
-                            <w:szCs w:val="20"/>
-                          </w:rPr>
-                        </w:pPr>
-                        <w:r>
-                          <w:rPr>
-                            <w:noProof/>
-                            <w:sz w:val="20"/>
-                            <w:szCs w:val="20"/>
-                          </w:rPr>
-                          <w:t>Tələbələrə dərs qrupları və imtahan tarixləri barədə məlumat verilməsi</w:t>
-                        </w:r>
-                      </w:p>
-                      <w:p>
-                        <w:pPr>
-                          <w:pStyle w:val="ListParagraph"/>
-                          <w:numPr>
-                            <w:ilvl w:val="0"/>
-                            <w:numId w:val="3"/>
-                          </w:numPr>
-                          <w:tabs>
-                            <w:tab w:val="left" w:pos="90"/>
-                          </w:tabs>
-                          <w:ind w:hanging="810"/>
-                          <w:rPr>
-                            <w:noProof/>
-                            <w:sz w:val="20"/>
-                            <w:szCs w:val="20"/>
-                          </w:rPr>
-                        </w:pPr>
-                        <w:r>
-                          <w:rPr>
-                            <w:noProof/>
-                            <w:sz w:val="20"/>
-                            <w:szCs w:val="20"/>
-                          </w:rPr>
-                          <w:t>Tələbələrin kursdan-kursa keçirilməsi</w:t>
-                        </w:r>
-                      </w:p>
-                      <w:p>
-                        <w:pPr>
-                          <w:pStyle w:val="ListParagraph"/>
-                          <w:numPr>
-                            <w:ilvl w:val="0"/>
-                            <w:numId w:val="3"/>
-                          </w:numPr>
-                          <w:tabs>
-                            <w:tab w:val="left" w:pos="90"/>
-                          </w:tabs>
-                          <w:ind w:hanging="810"/>
-                          <w:rPr>
-                            <w:noProof/>
-                            <w:sz w:val="20"/>
-                            <w:szCs w:val="20"/>
-                          </w:rPr>
-                        </w:pPr>
-                        <w:r>
-                          <w:rPr>
-                            <w:noProof/>
-                            <w:sz w:val="20"/>
-                            <w:szCs w:val="20"/>
-                          </w:rPr>
-                          <w:t>Tələbə kartı ilə bağlı məsələlərin həlli</w:t>
-                        </w:r>
-                      </w:p>
-                    </w:txbxContent>
-                  </v:textbox>
-                </v:shape>
-                <v:shape id="Text Box 2" o:spid="_x0000_s1038" type="#_x0000_t202" style="position:absolute;left:51689;top:52959;width:22669;height:16325;visibility:visible;mso-wrap-style:square;v-text-anchor:top" o:gfxdata="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" fillcolor="#e2efd9 [665]">
-                  <v:textbox>
-                    <w:txbxContent>
-                      <w:p>
-                        <w:pPr>
-                          <w:pStyle w:val="ListParagraph"/>
-                          <w:numPr>
-                            <w:ilvl w:val="0"/>
-                            <w:numId w:val="3"/>
-                          </w:numPr>
-                          <w:tabs>
-                            <w:tab w:val="left" w:pos="90"/>
-                          </w:tabs>
-                          <w:ind w:hanging="810"/>
-                          <w:rPr>
-                            <w:noProof/>
-                            <w:sz w:val="20"/>
-                            <w:szCs w:val="20"/>
-                          </w:rPr>
-                        </w:pPr>
-                        <w:r>
-                          <w:rPr>
-                            <w:noProof/>
-                            <w:sz w:val="20"/>
-                            <w:szCs w:val="20"/>
-                          </w:rPr>
-                          <w:t>İmtahan tarixləri barədə tələbələrin məlumatlandırılması</w:t>
-                        </w:r>
-                      </w:p>
-                      <w:p>
-                        <w:pPr>
-                          <w:pStyle w:val="ListParagraph"/>
-                          <w:numPr>
-                            <w:ilvl w:val="0"/>
-                            <w:numId w:val="3"/>
-                          </w:numPr>
-                          <w:tabs>
-                            <w:tab w:val="left" w:pos="90"/>
-                          </w:tabs>
-                          <w:ind w:hanging="810"/>
-                          <w:rPr>
-                            <w:noProof/>
-                            <w:sz w:val="20"/>
-                            <w:szCs w:val="20"/>
-                          </w:rPr>
-                        </w:pPr>
-                        <w:r>
-                          <w:rPr>
-                            <w:noProof/>
-                            <w:sz w:val="20"/>
-                            <w:szCs w:val="20"/>
-                          </w:rPr>
-                          <w:t>Tələbələrə dərs qrupları barədə məlumat verilməsi</w:t>
-                        </w:r>
-                      </w:p>
-                      <w:p>
-                        <w:pPr>
-                          <w:pStyle w:val="ListParagraph"/>
-                          <w:numPr>
-                            <w:ilvl w:val="0"/>
-                            <w:numId w:val="3"/>
-                          </w:numPr>
-                          <w:tabs>
-                            <w:tab w:val="left" w:pos="90"/>
-                          </w:tabs>
-                          <w:ind w:hanging="810"/>
-                          <w:rPr>
-                            <w:noProof/>
-                            <w:sz w:val="20"/>
-                            <w:szCs w:val="20"/>
-                          </w:rPr>
-                        </w:pPr>
-                        <w:r>
-                          <w:rPr>
-                            <w:noProof/>
-                            <w:sz w:val="20"/>
-                            <w:szCs w:val="20"/>
-                          </w:rPr>
-                          <w:t>Tələbə kartı ilə bağlı məsələlərin həlli</w:t>
-                        </w:r>
-                      </w:p>
-                      <w:p>
-                        <w:pPr>
-                          <w:pStyle w:val="ListParagraph"/>
-                          <w:numPr>
-                            <w:ilvl w:val="0"/>
-                            <w:numId w:val="3"/>
-                          </w:numPr>
-                          <w:tabs>
-                            <w:tab w:val="left" w:pos="90"/>
-                          </w:tabs>
-                          <w:ind w:hanging="810"/>
-                          <w:rPr>
-                            <w:noProof/>
-                            <w:sz w:val="20"/>
-                            <w:szCs w:val="20"/>
-                          </w:rPr>
-                        </w:pPr>
-                        <w:r>
-                          <w:rPr>
-                            <w:noProof/>
-                            <w:sz w:val="20"/>
-                            <w:szCs w:val="20"/>
-                          </w:rPr>
-                          <w:t>Məzun tələbələrin sənədlərinin hazırlanması</w:t>
-                        </w:r>
-                      </w:p>
-                      <w:p>
-                        <w:pPr>
-                          <w:pStyle w:val="ListParagraph"/>
-                          <w:tabs>
-                            <w:tab w:val="left" w:pos="90"/>
-                          </w:tabs>
-                          <w:rPr>
-                            <w:noProof/>
-                            <w:sz w:val="20"/>
-                            <w:szCs w:val="20"/>
-                          </w:rPr>
-                        </w:pPr>
-                      </w:p>
-                    </w:txbxContent>
-                  </v:textbox>
-                </v:shape>
-                <w10:wrap anchorx="page"/>
               </v:group>
             </w:pict>
           </mc:Fallback>
         </mc:AlternateContent>
       </w:r>
-    </w:p>
-    <w:p>
-      <w:pPr>
-        <w:rPr>
-          <w:b/>
-          <w:bCs/>
-        </w:rPr>
-      </w:pPr>
-    </w:p>
-    <w:p>
-      <w:pPr>
-        <w:rPr>
-          <w:b/>
-          <w:bCs/>
-        </w:rPr>
-      </w:pPr>
     </w:p>
     <w:p>
       <w:pPr>
@@ -2139,6 +591,541 @@
           <w:bCs/>
         </w:rPr>
       </w:pPr>
+      <w:r>
+        <w:rPr>
+          <w:b/>
+          <w:bCs/>
+          <w:noProof/>
+        </w:rPr>
+        <mc:AlternateContent>
+          <mc:Choice Requires="wpg">
+            <w:drawing>
+              <wp:anchor distT="0" distB="0" distL="114300" distR="114300" simplePos="0" relativeHeight="251667456" behindDoc="0" locked="0" layoutInCell="1" allowOverlap="1" wp14:anchorId="3B001ACD" wp14:editId="5A65BBCF">
+                <wp:simplePos x="0" y="0"/>
+                <wp:positionH relativeFrom="column">
+                  <wp:posOffset>0</wp:posOffset>
+                </wp:positionH>
+                <wp:positionV relativeFrom="paragraph">
+                  <wp:posOffset>226060</wp:posOffset>
+                </wp:positionV>
+                <wp:extent cx="5722620" cy="2153920"/>
+                <wp:effectExtent l="0" t="0" r="11430" b="17780"/>
+                <wp:wrapNone/>
+                <wp:docPr id="1947263769" name="Group 13"/>
+                <wp:cNvGraphicFramePr/>
+                <a:graphic xmlns:a="http://schemas.openxmlformats.org/drawingml/2006/main">
+                  <a:graphicData uri="http://schemas.microsoft.com/office/word/2010/wordprocessingGroup">
+                    <wpg:wgp>
+                      <wpg:cNvGrpSpPr/>
+                      <wpg:grpSpPr>
+                        <a:xfrm>
+                          <a:off x="0" y="0"/>
+                          <a:ext cx="5722620" cy="2153920"/>
+                          <a:chOff x="0" y="0"/>
+                          <a:chExt cx="5722620" cy="2153920"/>
+                        </a:xfrm>
+                      </wpg:grpSpPr>
+                      <pic:pic xmlns:pic="http://schemas.openxmlformats.org/drawingml/2006/picture">
+                        <pic:nvPicPr>
+                          <pic:cNvPr id="1713744553" name="Picture 9">
+                            <a:extLst>
+                              <a:ext uri="{FF2B5EF4-FFF2-40B4-BE49-F238E27FC236}">
+                                <a16:creationId xmlns:a16="http://schemas.microsoft.com/office/drawing/2014/main" id="{7156A976-879F-A20E-E3BB-77F238794F8B}"/>
+                              </a:ext>
+                            </a:extLst>
+                          </pic:cNvPr>
+                          <pic:cNvPicPr>
+                            <a:picLocks noChangeAspect="1"/>
+                          </pic:cNvPicPr>
+                        </pic:nvPicPr>
+                        <pic:blipFill>
+                          <a:blip r:embed="rId8" cstate="print">
+                            <a:extLst>
+                              <a:ext uri="{28A0092B-C50C-407E-A947-70E740481C1C}">
+                                <a14:useLocalDpi xmlns:a14="http://schemas.microsoft.com/office/drawing/2010/main" val="0"/>
+                              </a:ext>
+                            </a:extLst>
+                          </a:blip>
+                          <a:srcRect t="11933"/>
+                          <a:stretch>
+                            <a:fillRect/>
+                          </a:stretch>
+                        </pic:blipFill>
+                        <pic:spPr>
+                          <a:xfrm>
+                            <a:off x="396240" y="0"/>
+                            <a:ext cx="1158240" cy="1532890"/>
+                          </a:xfrm>
+                          <a:prstGeom prst="rect">
+                            <a:avLst/>
+                          </a:prstGeom>
+                        </pic:spPr>
+                      </pic:pic>
+                      <wps:wsp>
+                        <wps:cNvPr id="70495496" name="Text Box 2"/>
+                        <wps:cNvSpPr txBox="1">
+                          <a:spLocks noChangeArrowheads="1"/>
+                        </wps:cNvSpPr>
+                        <wps:spPr bwMode="auto">
+                          <a:xfrm>
+                            <a:off x="0" y="1684020"/>
+                            <a:ext cx="2004060" cy="469900"/>
+                          </a:xfrm>
+                          <a:prstGeom prst="rect">
+                            <a:avLst/>
+                          </a:prstGeom>
+                          <a:gradFill rotWithShape="1">
+                            <a:gsLst>
+                              <a:gs pos="0">
+                                <a:srgbClr val="70AD47">
+                                  <a:lumMod val="110000"/>
+                                  <a:satMod val="105000"/>
+                                  <a:tint val="67000"/>
+                                </a:srgbClr>
+                              </a:gs>
+                              <a:gs pos="50000">
+                                <a:srgbClr val="70AD47">
+                                  <a:lumMod val="105000"/>
+                                  <a:satMod val="103000"/>
+                                  <a:tint val="73000"/>
+                                </a:srgbClr>
+                              </a:gs>
+                              <a:gs pos="100000">
+                                <a:srgbClr val="70AD47">
+                                  <a:lumMod val="105000"/>
+                                  <a:satMod val="109000"/>
+                                  <a:tint val="81000"/>
+                                </a:srgbClr>
+                              </a:gs>
+                            </a:gsLst>
+                            <a:lin ang="5400000" scaled="0"/>
+                          </a:gradFill>
+                          <a:ln w="6350" cap="flat" cmpd="sng" algn="ctr">
+                            <a:solidFill>
+                              <a:srgbClr val="70AD47"/>
+                            </a:solidFill>
+                            <a:prstDash val="solid"/>
+                            <a:miter lim="800000"/>
+                            <a:headEnd/>
+                            <a:tailEnd/>
+                          </a:ln>
+                          <a:effectLst/>
+                        </wps:spPr>
+                        <wps:txbx>
+                          <w:txbxContent>
+                            <w:p>
+                              <w:pPr>
+                                <w:spacing w:after="0" w:line="240" w:lineRule="auto"/>
+                                <w:jc w:val="center"/>
+                                <w:rPr>
+                                  <w:b/>
+                                  <w:bCs/>
+                                  <w:noProof/>
+                                </w:rPr>
+                              </w:pPr>
+                              <w:r>
+                                <w:rPr>
+                                  <w:b/>
+                                  <w:bCs/>
+                                  <w:noProof/>
+                                </w:rPr>
+                                <w:t>Hüsniyyə Qubadova</w:t>
+                              </w:r>
+                            </w:p>
+                            <w:p>
+                              <w:pPr>
+                                <w:spacing w:after="0" w:line="240" w:lineRule="auto"/>
+                                <w:jc w:val="center"/>
+                                <w:rPr>
+                                  <w:b/>
+                                  <w:bCs/>
+                                  <w:noProof/>
+                                </w:rPr>
+                              </w:pPr>
+                              <w:r>
+                                <w:rPr>
+                                  <w:b/>
+                                  <w:bCs/>
+                                  <w:noProof/>
+                                </w:rPr>
+                                <w:t>tədris işləri üzrə koordinator</w:t>
+                              </w:r>
+                            </w:p>
+                          </w:txbxContent>
+                        </wps:txbx>
+                        <wps:bodyPr rot="0" vert="horz" wrap="square" lIns="91440" tIns="45720" rIns="91440" bIns="45720" anchor="t" anchorCtr="0">
+                          <a:spAutoFit/>
+                        </wps:bodyPr>
+                      </wps:wsp>
+                      <wps:wsp>
+                        <wps:cNvPr id="434156641" name="Text Box 2"/>
+                        <wps:cNvSpPr txBox="1">
+                          <a:spLocks noChangeArrowheads="1"/>
+                        </wps:cNvSpPr>
+                        <wps:spPr bwMode="auto">
+                          <a:xfrm>
+                            <a:off x="2202180" y="274320"/>
+                            <a:ext cx="3520440" cy="1150620"/>
+                          </a:xfrm>
+                          <a:prstGeom prst="rect">
+                            <a:avLst/>
+                          </a:prstGeom>
+                          <a:solidFill>
+                            <a:schemeClr val="accent6">
+                              <a:lumMod val="20000"/>
+                              <a:lumOff val="80000"/>
+                            </a:schemeClr>
+                          </a:solidFill>
+                          <a:ln w="9525">
+                            <a:solidFill>
+                              <a:srgbClr val="000000"/>
+                            </a:solidFill>
+                            <a:miter lim="800000"/>
+                            <a:headEnd/>
+                            <a:tailEnd/>
+                          </a:ln>
+                        </wps:spPr>
+                        <wps:txbx>
+                          <w:txbxContent>
+                            <w:p>
+                              <w:pPr>
+                                <w:pStyle w:val="ListParagraph"/>
+                                <w:numPr>
+                                  <w:ilvl w:val="0"/>
+                                  <w:numId w:val="3"/>
+                                </w:numPr>
+                                <w:tabs>
+                                  <w:tab w:val="left" w:pos="90"/>
+                                </w:tabs>
+                                <w:ind w:hanging="810"/>
+                                <w:rPr>
+                                  <w:noProof/>
+                                  <w:sz w:val="20"/>
+                                  <w:szCs w:val="20"/>
+                                </w:rPr>
+                              </w:pPr>
+                              <w:r>
+                                <w:rPr>
+                                  <w:noProof/>
+                                  <w:sz w:val="20"/>
+                                  <w:szCs w:val="20"/>
+                                </w:rPr>
+                                <w:t>Tələbələrlə iş və davamiyyətə nəzarət</w:t>
+                              </w:r>
+                            </w:p>
+                            <w:p>
+                              <w:pPr>
+                                <w:pStyle w:val="ListParagraph"/>
+                                <w:numPr>
+                                  <w:ilvl w:val="0"/>
+                                  <w:numId w:val="3"/>
+                                </w:numPr>
+                                <w:tabs>
+                                  <w:tab w:val="left" w:pos="90"/>
+                                </w:tabs>
+                                <w:ind w:hanging="810"/>
+                                <w:rPr>
+                                  <w:noProof/>
+                                  <w:sz w:val="20"/>
+                                  <w:szCs w:val="20"/>
+                                </w:rPr>
+                              </w:pPr>
+                              <w:r>
+                                <w:rPr>
+                                  <w:noProof/>
+                                  <w:sz w:val="20"/>
+                                  <w:szCs w:val="20"/>
+                                </w:rPr>
+                                <w:t>Tələbələrin müraciət və problemlərinin araşdırılması</w:t>
+                              </w:r>
+                            </w:p>
+                            <w:p>
+                              <w:pPr>
+                                <w:pStyle w:val="ListParagraph"/>
+                                <w:numPr>
+                                  <w:ilvl w:val="0"/>
+                                  <w:numId w:val="3"/>
+                                </w:numPr>
+                                <w:tabs>
+                                  <w:tab w:val="left" w:pos="90"/>
+                                </w:tabs>
+                                <w:ind w:hanging="810"/>
+                                <w:rPr>
+                                  <w:noProof/>
+                                  <w:sz w:val="20"/>
+                                  <w:szCs w:val="20"/>
+                                </w:rPr>
+                              </w:pPr>
+                              <w:r>
+                                <w:rPr>
+                                  <w:noProof/>
+                                  <w:sz w:val="20"/>
+                                  <w:szCs w:val="20"/>
+                                </w:rPr>
+                                <w:t>Tədris prosesi barədə tələbələrin məlumatlandırılması</w:t>
+                              </w:r>
+                            </w:p>
+                            <w:p>
+                              <w:pPr>
+                                <w:pStyle w:val="ListParagraph"/>
+                                <w:numPr>
+                                  <w:ilvl w:val="0"/>
+                                  <w:numId w:val="3"/>
+                                </w:numPr>
+                                <w:tabs>
+                                  <w:tab w:val="left" w:pos="90"/>
+                                </w:tabs>
+                                <w:ind w:hanging="810"/>
+                                <w:rPr>
+                                  <w:noProof/>
+                                  <w:sz w:val="20"/>
+                                  <w:szCs w:val="20"/>
+                                </w:rPr>
+                              </w:pPr>
+                              <w:r>
+                                <w:rPr>
+                                  <w:noProof/>
+                                  <w:sz w:val="20"/>
+                                  <w:szCs w:val="20"/>
+                                </w:rPr>
+                                <w:t>Tələbə kartı və OUTLOOK kodları ilə bağlı məsələlərin həlli</w:t>
+                              </w:r>
+                            </w:p>
+                            <w:p>
+                              <w:pPr>
+                                <w:pStyle w:val="ListParagraph"/>
+                                <w:numPr>
+                                  <w:ilvl w:val="0"/>
+                                  <w:numId w:val="3"/>
+                                </w:numPr>
+                                <w:tabs>
+                                  <w:tab w:val="left" w:pos="90"/>
+                                </w:tabs>
+                                <w:ind w:hanging="810"/>
+                                <w:rPr>
+                                  <w:noProof/>
+                                  <w:sz w:val="20"/>
+                                  <w:szCs w:val="20"/>
+                                </w:rPr>
+                              </w:pPr>
+                              <w:r>
+                                <w:rPr>
+                                  <w:noProof/>
+                                  <w:sz w:val="20"/>
+                                  <w:szCs w:val="20"/>
+                                </w:rPr>
+                                <w:t>Şəxsi məlumatların dəyişilməsi</w:t>
+                              </w:r>
+                            </w:p>
+                          </w:txbxContent>
+                        </wps:txbx>
+                        <wps:bodyPr rot="0" vert="horz" wrap="square" lIns="91440" tIns="45720" rIns="91440" bIns="45720" anchor="t" anchorCtr="0">
+                          <a:noAutofit/>
+                        </wps:bodyPr>
+                      </wps:wsp>
+                    </wpg:wgp>
+                  </a:graphicData>
+                </a:graphic>
+                <wp14:sizeRelH relativeFrom="margin">
+                  <wp14:pctWidth>0</wp14:pctWidth>
+                </wp14:sizeRelH>
+              </wp:anchor>
+            </w:drawing>
+          </mc:Choice>
+          <mc:Fallback>
+            <w:pict>
+              <v:group w14:anchorId="3B001ACD" id="Group 13" o:spid="_x0000_s1030" style="position:absolute;margin-left:0;margin-top:17.8pt;width:450.6pt;height:169.6pt;z-index:251667456;mso-width-relative:margin" coordsize="57226,21539" o:gfxdata="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">
+                <v:shape id="Picture 9" o:spid="_x0000_s1031" type="#_x0000_t75" style="position:absolute;left:3962;width:11582;height:15328;visibility:visible;mso-wrap-style:square" o:gfxdata="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">
+                  <v:imagedata r:id="rId9" o:title="" croptop="7820f"/>
+                </v:shape>
+                <v:shape id="_x0000_s1032" type="#_x0000_t202" style="position:absolute;top:16840;width:20040;height:4699;visibility:visible;mso-wrap-style:square;v-text-anchor:top" o:gfxdata="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" fillcolor="#b5d5a7" strokecolor="#70ad47" strokeweight=".5pt">
+                  <v:fill color2="#9cca86" rotate="t" colors="0 #b5d5a7;.5 #aace99;1 #9cca86" focus="100%" type="gradient">
+                    <o:fill v:ext="view" type="gradientUnscaled"/>
+                  </v:fill>
+                  <v:textbox style="mso-fit-shape-to-text:t">
+                    <w:txbxContent>
+                      <w:p>
+                        <w:pPr>
+                          <w:spacing w:after="0" w:line="240" w:lineRule="auto"/>
+                          <w:jc w:val="center"/>
+                          <w:rPr>
+                            <w:b/>
+                            <w:bCs/>
+                            <w:noProof/>
+                          </w:rPr>
+                        </w:pPr>
+                        <w:r>
+                          <w:rPr>
+                            <w:b/>
+                            <w:bCs/>
+                            <w:noProof/>
+                          </w:rPr>
+                          <w:t>Hüsniyyə Qubadova</w:t>
+                        </w:r>
+                      </w:p>
+                      <w:p>
+                        <w:pPr>
+                          <w:spacing w:after="0" w:line="240" w:lineRule="auto"/>
+                          <w:jc w:val="center"/>
+                          <w:rPr>
+                            <w:b/>
+                            <w:bCs/>
+                            <w:noProof/>
+                          </w:rPr>
+                        </w:pPr>
+                        <w:r>
+                          <w:rPr>
+                            <w:b/>
+                            <w:bCs/>
+                            <w:noProof/>
+                          </w:rPr>
+                          <w:t>tədris işləri üzrə koordinator</w:t>
+                        </w:r>
+                      </w:p>
+                    </w:txbxContent>
+                  </v:textbox>
+                </v:shape>
+                <v:shape id="_x0000_s1033" type="#_x0000_t202" style="position:absolute;left:22021;top:2743;width:35205;height:11506;visibility:visible;mso-wrap-style:square;v-text-anchor:top" o:gfxdata="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" fillcolor="#e2efd9 [665]">
+                  <v:textbox>
+                    <w:txbxContent>
+                      <w:p>
+                        <w:pPr>
+                          <w:pStyle w:val="ListParagraph"/>
+                          <w:numPr>
+                            <w:ilvl w:val="0"/>
+                            <w:numId w:val="3"/>
+                          </w:numPr>
+                          <w:tabs>
+                            <w:tab w:val="left" w:pos="90"/>
+                          </w:tabs>
+                          <w:ind w:hanging="810"/>
+                          <w:rPr>
+                            <w:noProof/>
+                            <w:sz w:val="20"/>
+                            <w:szCs w:val="20"/>
+                          </w:rPr>
+                        </w:pPr>
+                        <w:r>
+                          <w:rPr>
+                            <w:noProof/>
+                            <w:sz w:val="20"/>
+                            <w:szCs w:val="20"/>
+                          </w:rPr>
+                          <w:t>Tələbələrlə iş və davamiyyətə nəzarət</w:t>
+                        </w:r>
+                      </w:p>
+                      <w:p>
+                        <w:pPr>
+                          <w:pStyle w:val="ListParagraph"/>
+                          <w:numPr>
+                            <w:ilvl w:val="0"/>
+                            <w:numId w:val="3"/>
+                          </w:numPr>
+                          <w:tabs>
+                            <w:tab w:val="left" w:pos="90"/>
+                          </w:tabs>
+                          <w:ind w:hanging="810"/>
+                          <w:rPr>
+                            <w:noProof/>
+                            <w:sz w:val="20"/>
+                            <w:szCs w:val="20"/>
+                          </w:rPr>
+                        </w:pPr>
+                        <w:r>
+                          <w:rPr>
+                            <w:noProof/>
+                            <w:sz w:val="20"/>
+                            <w:szCs w:val="20"/>
+                          </w:rPr>
+                          <w:t>Tələbələrin müraciət və problemlərinin araşdırılması</w:t>
+                        </w:r>
+                      </w:p>
+                      <w:p>
+                        <w:pPr>
+                          <w:pStyle w:val="ListParagraph"/>
+                          <w:numPr>
+                            <w:ilvl w:val="0"/>
+                            <w:numId w:val="3"/>
+                          </w:numPr>
+                          <w:tabs>
+                            <w:tab w:val="left" w:pos="90"/>
+                          </w:tabs>
+                          <w:ind w:hanging="810"/>
+                          <w:rPr>
+                            <w:noProof/>
+                            <w:sz w:val="20"/>
+                            <w:szCs w:val="20"/>
+                          </w:rPr>
+                        </w:pPr>
+                        <w:r>
+                          <w:rPr>
+                            <w:noProof/>
+                            <w:sz w:val="20"/>
+                            <w:szCs w:val="20"/>
+                          </w:rPr>
+                          <w:t>Tədris prosesi barədə tələbələrin məlumatlandırılması</w:t>
+                        </w:r>
+                      </w:p>
+                      <w:p>
+                        <w:pPr>
+                          <w:pStyle w:val="ListParagraph"/>
+                          <w:numPr>
+                            <w:ilvl w:val="0"/>
+                            <w:numId w:val="3"/>
+                          </w:numPr>
+                          <w:tabs>
+                            <w:tab w:val="left" w:pos="90"/>
+                          </w:tabs>
+                          <w:ind w:hanging="810"/>
+                          <w:rPr>
+                            <w:noProof/>
+                            <w:sz w:val="20"/>
+                            <w:szCs w:val="20"/>
+                          </w:rPr>
+                        </w:pPr>
+                        <w:r>
+                          <w:rPr>
+                            <w:noProof/>
+                            <w:sz w:val="20"/>
+                            <w:szCs w:val="20"/>
+                          </w:rPr>
+                          <w:t>Tələbə kartı və OUTLOOK kodları ilə bağlı məsələlərin həlli</w:t>
+                        </w:r>
+                      </w:p>
+                      <w:p>
+                        <w:pPr>
+                          <w:pStyle w:val="ListParagraph"/>
+                          <w:numPr>
+                            <w:ilvl w:val="0"/>
+                            <w:numId w:val="3"/>
+                          </w:numPr>
+                          <w:tabs>
+                            <w:tab w:val="left" w:pos="90"/>
+                          </w:tabs>
+                          <w:ind w:hanging="810"/>
+                          <w:rPr>
+                            <w:noProof/>
+                            <w:sz w:val="20"/>
+                            <w:szCs w:val="20"/>
+                          </w:rPr>
+                        </w:pPr>
+                        <w:r>
+                          <w:rPr>
+                            <w:noProof/>
+                            <w:sz w:val="20"/>
+                            <w:szCs w:val="20"/>
+                          </w:rPr>
+                          <w:t>Şəxsi məlumatların dəyişilməsi</w:t>
+                        </w:r>
+                      </w:p>
+                    </w:txbxContent>
+                  </v:textbox>
+                </v:shape>
+              </v:group>
+            </w:pict>
+          </mc:Fallback>
+        </mc:AlternateContent>
+      </w:r>
     </w:p>
     <w:p>
       <w:pPr>
@@ -2182,6 +1169,1744 @@
       </w:pPr>
     </w:p>
     <w:p/>
+    <w:p>
+      <w:r>
+        <w:rPr>
+          <w:noProof/>
+        </w:rPr>
+        <mc:AlternateContent>
+          <mc:Choice Requires="wpg">
+            <w:drawing>
+              <wp:anchor distT="0" distB="0" distL="114300" distR="114300" simplePos="0" relativeHeight="251681792" behindDoc="0" locked="0" layoutInCell="1" allowOverlap="1" wp14:anchorId="62A8A627" wp14:editId="334C36FD">
+                <wp:simplePos x="0" y="0"/>
+                <wp:positionH relativeFrom="column">
+                  <wp:posOffset>106680</wp:posOffset>
+                </wp:positionH>
+                <wp:positionV relativeFrom="paragraph">
+                  <wp:posOffset>74295</wp:posOffset>
+                </wp:positionV>
+                <wp:extent cx="5676900" cy="2045335"/>
+                <wp:effectExtent l="0" t="0" r="19050" b="12065"/>
+                <wp:wrapNone/>
+                <wp:docPr id="2063845371" name="Group 14"/>
+                <wp:cNvGraphicFramePr/>
+                <a:graphic xmlns:a="http://schemas.openxmlformats.org/drawingml/2006/main">
+                  <a:graphicData uri="http://schemas.microsoft.com/office/word/2010/wordprocessingGroup">
+                    <wpg:wgp>
+                      <wpg:cNvGrpSpPr/>
+                      <wpg:grpSpPr>
+                        <a:xfrm>
+                          <a:off x="0" y="0"/>
+                          <a:ext cx="5676900" cy="2045335"/>
+                          <a:chOff x="0" y="0"/>
+                          <a:chExt cx="5676900" cy="2045335"/>
+                        </a:xfrm>
+                      </wpg:grpSpPr>
+                      <pic:pic xmlns:pic="http://schemas.openxmlformats.org/drawingml/2006/picture">
+                        <pic:nvPicPr>
+                          <pic:cNvPr id="959811027" name="Picture 3">
+                            <a:extLst>
+                              <a:ext uri="{FF2B5EF4-FFF2-40B4-BE49-F238E27FC236}">
+                                <a16:creationId xmlns:a16="http://schemas.microsoft.com/office/drawing/2014/main" id="{72A6736B-61D0-AF6C-FE31-CA40B2827B5E}"/>
+                              </a:ext>
+                            </a:extLst>
+                          </pic:cNvPr>
+                          <pic:cNvPicPr>
+                            <a:picLocks noChangeAspect="1"/>
+                          </pic:cNvPicPr>
+                        </pic:nvPicPr>
+                        <pic:blipFill>
+                          <a:blip r:embed="rId10" cstate="print">
+                            <a:extLst>
+                              <a:ext uri="{28A0092B-C50C-407E-A947-70E740481C1C}">
+                                <a14:useLocalDpi xmlns:a14="http://schemas.microsoft.com/office/drawing/2010/main" val="0"/>
+                              </a:ext>
+                            </a:extLst>
+                          </a:blip>
+                          <a:stretch>
+                            <a:fillRect/>
+                          </a:stretch>
+                        </pic:blipFill>
+                        <pic:spPr>
+                          <a:xfrm>
+                            <a:off x="289560" y="0"/>
+                            <a:ext cx="1318260" cy="1468755"/>
+                          </a:xfrm>
+                          <a:prstGeom prst="rect">
+                            <a:avLst/>
+                          </a:prstGeom>
+                        </pic:spPr>
+                      </pic:pic>
+                      <wps:wsp>
+                        <wps:cNvPr id="911389221" name="Text Box 2"/>
+                        <wps:cNvSpPr txBox="1">
+                          <a:spLocks noChangeArrowheads="1"/>
+                        </wps:cNvSpPr>
+                        <wps:spPr bwMode="auto">
+                          <a:xfrm>
+                            <a:off x="0" y="1577340"/>
+                            <a:ext cx="2004060" cy="467995"/>
+                          </a:xfrm>
+                          <a:prstGeom prst="rect">
+                            <a:avLst/>
+                          </a:prstGeom>
+                          <a:gradFill rotWithShape="1">
+                            <a:gsLst>
+                              <a:gs pos="0">
+                                <a:srgbClr val="70AD47">
+                                  <a:lumMod val="110000"/>
+                                  <a:satMod val="105000"/>
+                                  <a:tint val="67000"/>
+                                </a:srgbClr>
+                              </a:gs>
+                              <a:gs pos="50000">
+                                <a:srgbClr val="70AD47">
+                                  <a:lumMod val="105000"/>
+                                  <a:satMod val="103000"/>
+                                  <a:tint val="73000"/>
+                                </a:srgbClr>
+                              </a:gs>
+                              <a:gs pos="100000">
+                                <a:srgbClr val="70AD47">
+                                  <a:lumMod val="105000"/>
+                                  <a:satMod val="109000"/>
+                                  <a:tint val="81000"/>
+                                </a:srgbClr>
+                              </a:gs>
+                            </a:gsLst>
+                            <a:lin ang="5400000" scaled="0"/>
+                          </a:gradFill>
+                          <a:ln w="6350" cap="flat" cmpd="sng" algn="ctr">
+                            <a:solidFill>
+                              <a:srgbClr val="70AD47"/>
+                            </a:solidFill>
+                            <a:prstDash val="solid"/>
+                            <a:miter lim="800000"/>
+                            <a:headEnd/>
+                            <a:tailEnd/>
+                          </a:ln>
+                          <a:effectLst/>
+                        </wps:spPr>
+                        <wps:txbx>
+                          <w:txbxContent>
+                            <w:p>
+                              <w:pPr>
+                                <w:spacing w:after="0" w:line="240" w:lineRule="auto"/>
+                                <w:jc w:val="center"/>
+                                <w:rPr>
+                                  <w:b/>
+                                  <w:bCs/>
+                                  <w:noProof/>
+                                </w:rPr>
+                              </w:pPr>
+                              <w:r>
+                                <w:rPr>
+                                  <w:b/>
+                                  <w:bCs/>
+                                  <w:noProof/>
+                                </w:rPr>
+                                <w:t>C</w:t>
+                              </w:r>
+                              <w:r>
+                                <w:rPr>
+                                  <w:b/>
+                                  <w:bCs/>
+                                  <w:noProof/>
+                                </w:rPr>
+                                <w:t>ə</w:t>
+                              </w:r>
+                              <w:r>
+                                <w:rPr>
+                                  <w:b/>
+                                  <w:bCs/>
+                                  <w:noProof/>
+                                </w:rPr>
+                                <w:t>mil</w:t>
+                              </w:r>
+                              <w:r>
+                                <w:rPr>
+                                  <w:b/>
+                                  <w:bCs/>
+                                  <w:noProof/>
+                                </w:rPr>
+                                <w:t>ə</w:t>
+                              </w:r>
+                              <w:r>
+                                <w:rPr>
+                                  <w:b/>
+                                  <w:bCs/>
+                                  <w:noProof/>
+                                </w:rPr>
+                                <w:t xml:space="preserve"> Salmanova</w:t>
+                              </w:r>
+                            </w:p>
+                            <w:p>
+                              <w:pPr>
+                                <w:spacing w:after="0" w:line="240" w:lineRule="auto"/>
+                                <w:jc w:val="center"/>
+                                <w:rPr>
+                                  <w:b/>
+                                  <w:bCs/>
+                                  <w:noProof/>
+                                </w:rPr>
+                              </w:pPr>
+                              <w:r>
+                                <w:rPr>
+                                  <w:b/>
+                                  <w:bCs/>
+                                  <w:noProof/>
+                                </w:rPr>
+                                <w:t>m</w:t>
+                              </w:r>
+                              <w:r>
+                                <w:rPr>
+                                  <w:b/>
+                                  <w:bCs/>
+                                  <w:noProof/>
+                                </w:rPr>
+                                <w:t>ü</w:t>
+                              </w:r>
+                              <w:r>
+                                <w:rPr>
+                                  <w:b/>
+                                  <w:bCs/>
+                                  <w:noProof/>
+                                </w:rPr>
+                                <w:t>t</w:t>
+                              </w:r>
+                              <w:r>
+                                <w:rPr>
+                                  <w:b/>
+                                  <w:bCs/>
+                                  <w:noProof/>
+                                </w:rPr>
+                                <w:t>ə</w:t>
+                              </w:r>
+                              <w:r>
+                                <w:rPr>
+                                  <w:b/>
+                                  <w:bCs/>
+                                  <w:noProof/>
+                                </w:rPr>
+                                <w:t>x</w:t>
+                              </w:r>
+                              <w:r>
+                                <w:rPr>
+                                  <w:b/>
+                                  <w:bCs/>
+                                  <w:noProof/>
+                                </w:rPr>
+                                <w:t>ə</w:t>
+                              </w:r>
+                              <w:r>
+                                <w:rPr>
+                                  <w:b/>
+                                  <w:bCs/>
+                                  <w:noProof/>
+                                </w:rPr>
+                                <w:t>ssis</w:t>
+                              </w:r>
+                            </w:p>
+                          </w:txbxContent>
+                        </wps:txbx>
+                        <wps:bodyPr rot="0" vert="horz" wrap="square" lIns="91440" tIns="45720" rIns="91440" bIns="45720" anchor="t" anchorCtr="0">
+                          <a:noAutofit/>
+                        </wps:bodyPr>
+                      </wps:wsp>
+                      <wps:wsp>
+                        <wps:cNvPr id="315337265" name="Text Box 2"/>
+                        <wps:cNvSpPr txBox="1">
+                          <a:spLocks noChangeArrowheads="1"/>
+                        </wps:cNvSpPr>
+                        <wps:spPr bwMode="auto">
+                          <a:xfrm>
+                            <a:off x="2087880" y="236220"/>
+                            <a:ext cx="3589020" cy="1021080"/>
+                          </a:xfrm>
+                          <a:prstGeom prst="rect">
+                            <a:avLst/>
+                          </a:prstGeom>
+                          <a:solidFill>
+                            <a:schemeClr val="accent6">
+                              <a:lumMod val="20000"/>
+                              <a:lumOff val="80000"/>
+                            </a:schemeClr>
+                          </a:solidFill>
+                          <a:ln w="9525">
+                            <a:solidFill>
+                              <a:srgbClr val="000000"/>
+                            </a:solidFill>
+                            <a:miter lim="800000"/>
+                            <a:headEnd/>
+                            <a:tailEnd/>
+                          </a:ln>
+                        </wps:spPr>
+                        <wps:txbx>
+                          <w:txbxContent>
+                            <w:p>
+                              <w:pPr>
+                                <w:pStyle w:val="ListParagraph"/>
+                                <w:numPr>
+                                  <w:ilvl w:val="0"/>
+                                  <w:numId w:val="3"/>
+                                </w:numPr>
+                                <w:tabs>
+                                  <w:tab w:val="left" w:pos="90"/>
+                                </w:tabs>
+                                <w:ind w:hanging="810"/>
+                                <w:rPr>
+                                  <w:noProof/>
+                                  <w:sz w:val="20"/>
+                                  <w:szCs w:val="20"/>
+                                </w:rPr>
+                              </w:pPr>
+                              <w:r>
+                                <w:rPr>
+                                  <w:noProof/>
+                                  <w:sz w:val="20"/>
+                                  <w:szCs w:val="20"/>
+                                </w:rPr>
+                                <w:t>İmtahan tarixləri barədə tələbələrin məlumatlandırılması</w:t>
+                              </w:r>
+                            </w:p>
+                            <w:p>
+                              <w:pPr>
+                                <w:pStyle w:val="ListParagraph"/>
+                                <w:numPr>
+                                  <w:ilvl w:val="0"/>
+                                  <w:numId w:val="3"/>
+                                </w:numPr>
+                                <w:tabs>
+                                  <w:tab w:val="left" w:pos="90"/>
+                                </w:tabs>
+                                <w:ind w:hanging="810"/>
+                                <w:rPr>
+                                  <w:noProof/>
+                                  <w:sz w:val="20"/>
+                                  <w:szCs w:val="20"/>
+                                </w:rPr>
+                              </w:pPr>
+                              <w:r>
+                                <w:rPr>
+                                  <w:noProof/>
+                                  <w:sz w:val="20"/>
+                                  <w:szCs w:val="20"/>
+                                </w:rPr>
+                                <w:t>Tələbələrə dərs qrupları barədə məlumat verilməsi</w:t>
+                              </w:r>
+                            </w:p>
+                            <w:p>
+                              <w:pPr>
+                                <w:pStyle w:val="ListParagraph"/>
+                                <w:numPr>
+                                  <w:ilvl w:val="0"/>
+                                  <w:numId w:val="3"/>
+                                </w:numPr>
+                                <w:tabs>
+                                  <w:tab w:val="left" w:pos="90"/>
+                                </w:tabs>
+                                <w:ind w:hanging="810"/>
+                                <w:rPr>
+                                  <w:noProof/>
+                                  <w:sz w:val="20"/>
+                                  <w:szCs w:val="20"/>
+                                </w:rPr>
+                              </w:pPr>
+                              <w:r>
+                                <w:rPr>
+                                  <w:noProof/>
+                                  <w:sz w:val="20"/>
+                                  <w:szCs w:val="20"/>
+                                </w:rPr>
+                                <w:t>Tələbə kartı ilə bağlı məsələlərin həlli</w:t>
+                              </w:r>
+                            </w:p>
+                            <w:p>
+                              <w:pPr>
+                                <w:pStyle w:val="ListParagraph"/>
+                                <w:numPr>
+                                  <w:ilvl w:val="0"/>
+                                  <w:numId w:val="3"/>
+                                </w:numPr>
+                                <w:tabs>
+                                  <w:tab w:val="left" w:pos="90"/>
+                                </w:tabs>
+                                <w:ind w:hanging="810"/>
+                                <w:rPr>
+                                  <w:noProof/>
+                                  <w:sz w:val="20"/>
+                                  <w:szCs w:val="20"/>
+                                </w:rPr>
+                              </w:pPr>
+                              <w:r>
+                                <w:rPr>
+                                  <w:noProof/>
+                                  <w:sz w:val="20"/>
+                                  <w:szCs w:val="20"/>
+                                </w:rPr>
+                                <w:t>Məzun tələbələrin sənədlərinin hazırlanması</w:t>
+                              </w:r>
+                            </w:p>
+                            <w:p>
+                              <w:pPr>
+                                <w:tabs>
+                                  <w:tab w:val="left" w:pos="90"/>
+                                </w:tabs>
+                                <w:ind w:left="-90"/>
+                                <w:rPr>
+                                  <w:noProof/>
+                                  <w:sz w:val="20"/>
+                                  <w:szCs w:val="20"/>
+                                </w:rPr>
+                              </w:pPr>
+                            </w:p>
+                          </w:txbxContent>
+                        </wps:txbx>
+                        <wps:bodyPr rot="0" vert="horz" wrap="square" lIns="91440" tIns="45720" rIns="91440" bIns="45720" anchor="t" anchorCtr="0">
+                          <a:noAutofit/>
+                        </wps:bodyPr>
+                      </wps:wsp>
+                    </wpg:wgp>
+                  </a:graphicData>
+                </a:graphic>
+              </wp:anchor>
+            </w:drawing>
+          </mc:Choice>
+          <mc:Fallback>
+            <w:pict>
+              <v:group w14:anchorId="62A8A627" id="Group 14" o:spid="_x0000_s1034" style="position:absolute;margin-left:8.4pt;margin-top:5.85pt;width:447pt;height:161.05pt;z-index:251681792" coordsize="56769,20453" o:gfxdata="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">
+                <v:shape id="Picture 3" o:spid="_x0000_s1035" type="#_x0000_t75" style="position:absolute;left:2895;width:13183;height:14687;visibility:visible;mso-wrap-style:square" o:gfxdata="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">
+                  <v:imagedata r:id="rId11" o:title=""/>
+                </v:shape>
+                <v:shape id="_x0000_s1036" type="#_x0000_t202" style="position:absolute;top:15773;width:20040;height:4680;visibility:visible;mso-wrap-style:square;v-text-anchor:top" o:gfxdata="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" fillcolor="#b5d5a7" strokecolor="#70ad47" strokeweight=".5pt">
+                  <v:fill color2="#9cca86" rotate="t" colors="0 #b5d5a7;.5 #aace99;1 #9cca86" focus="100%" type="gradient">
+                    <o:fill v:ext="view" type="gradientUnscaled"/>
+                  </v:fill>
+                  <v:textbox>
+                    <w:txbxContent>
+                      <w:p>
+                        <w:pPr>
+                          <w:spacing w:after="0" w:line="240" w:lineRule="auto"/>
+                          <w:jc w:val="center"/>
+                          <w:rPr>
+                            <w:b/>
+                            <w:bCs/>
+                            <w:noProof/>
+                          </w:rPr>
+                        </w:pPr>
+                        <w:r>
+                          <w:rPr>
+                            <w:b/>
+                            <w:bCs/>
+                            <w:noProof/>
+                          </w:rPr>
+                          <w:t>C</w:t>
+                        </w:r>
+                        <w:r>
+                          <w:rPr>
+                            <w:b/>
+                            <w:bCs/>
+                            <w:noProof/>
+                          </w:rPr>
+                          <w:t>ə</w:t>
+                        </w:r>
+                        <w:r>
+                          <w:rPr>
+                            <w:b/>
+                            <w:bCs/>
+                            <w:noProof/>
+                          </w:rPr>
+                          <w:t>mil</w:t>
+                        </w:r>
+                        <w:r>
+                          <w:rPr>
+                            <w:b/>
+                            <w:bCs/>
+                            <w:noProof/>
+                          </w:rPr>
+                          <w:t>ə</w:t>
+                        </w:r>
+                        <w:r>
+                          <w:rPr>
+                            <w:b/>
+                            <w:bCs/>
+                            <w:noProof/>
+                          </w:rPr>
+                          <w:t xml:space="preserve"> Salmanova</w:t>
+                        </w:r>
+                      </w:p>
+                      <w:p>
+                        <w:pPr>
+                          <w:spacing w:after="0" w:line="240" w:lineRule="auto"/>
+                          <w:jc w:val="center"/>
+                          <w:rPr>
+                            <w:b/>
+                            <w:bCs/>
+                            <w:noProof/>
+                          </w:rPr>
+                        </w:pPr>
+                        <w:r>
+                          <w:rPr>
+                            <w:b/>
+                            <w:bCs/>
+                            <w:noProof/>
+                          </w:rPr>
+                          <w:t>m</w:t>
+                        </w:r>
+                        <w:r>
+                          <w:rPr>
+                            <w:b/>
+                            <w:bCs/>
+                            <w:noProof/>
+                          </w:rPr>
+                          <w:t>ü</w:t>
+                        </w:r>
+                        <w:r>
+                          <w:rPr>
+                            <w:b/>
+                            <w:bCs/>
+                            <w:noProof/>
+                          </w:rPr>
+                          <w:t>t</w:t>
+                        </w:r>
+                        <w:r>
+                          <w:rPr>
+                            <w:b/>
+                            <w:bCs/>
+                            <w:noProof/>
+                          </w:rPr>
+                          <w:t>ə</w:t>
+                        </w:r>
+                        <w:r>
+                          <w:rPr>
+                            <w:b/>
+                            <w:bCs/>
+                            <w:noProof/>
+                          </w:rPr>
+                          <w:t>x</w:t>
+                        </w:r>
+                        <w:r>
+                          <w:rPr>
+                            <w:b/>
+                            <w:bCs/>
+                            <w:noProof/>
+                          </w:rPr>
+                          <w:t>ə</w:t>
+                        </w:r>
+                        <w:r>
+                          <w:rPr>
+                            <w:b/>
+                            <w:bCs/>
+                            <w:noProof/>
+                          </w:rPr>
+                          <w:t>ssis</w:t>
+                        </w:r>
+                      </w:p>
+                    </w:txbxContent>
+                  </v:textbox>
+                </v:shape>
+                <v:shape id="_x0000_s1037" type="#_x0000_t202" style="position:absolute;left:20878;top:2362;width:35891;height:10211;visibility:visible;mso-wrap-style:square;v-text-anchor:top" o:gfxdata="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" fillcolor="#e2efd9 [665]">
+                  <v:textbox>
+                    <w:txbxContent>
+                      <w:p>
+                        <w:pPr>
+                          <w:pStyle w:val="ListParagraph"/>
+                          <w:numPr>
+                            <w:ilvl w:val="0"/>
+                            <w:numId w:val="3"/>
+                          </w:numPr>
+                          <w:tabs>
+                            <w:tab w:val="left" w:pos="90"/>
+                          </w:tabs>
+                          <w:ind w:hanging="810"/>
+                          <w:rPr>
+                            <w:noProof/>
+                            <w:sz w:val="20"/>
+                            <w:szCs w:val="20"/>
+                          </w:rPr>
+                        </w:pPr>
+                        <w:r>
+                          <w:rPr>
+                            <w:noProof/>
+                            <w:sz w:val="20"/>
+                            <w:szCs w:val="20"/>
+                          </w:rPr>
+                          <w:t>İmtahan tarixləri barədə tələbələrin məlumatlandırılması</w:t>
+                        </w:r>
+                      </w:p>
+                      <w:p>
+                        <w:pPr>
+                          <w:pStyle w:val="ListParagraph"/>
+                          <w:numPr>
+                            <w:ilvl w:val="0"/>
+                            <w:numId w:val="3"/>
+                          </w:numPr>
+                          <w:tabs>
+                            <w:tab w:val="left" w:pos="90"/>
+                          </w:tabs>
+                          <w:ind w:hanging="810"/>
+                          <w:rPr>
+                            <w:noProof/>
+                            <w:sz w:val="20"/>
+                            <w:szCs w:val="20"/>
+                          </w:rPr>
+                        </w:pPr>
+                        <w:r>
+                          <w:rPr>
+                            <w:noProof/>
+                            <w:sz w:val="20"/>
+                            <w:szCs w:val="20"/>
+                          </w:rPr>
+                          <w:t>Tələbələrə dərs qrupları barədə məlumat verilməsi</w:t>
+                        </w:r>
+                      </w:p>
+                      <w:p>
+                        <w:pPr>
+                          <w:pStyle w:val="ListParagraph"/>
+                          <w:numPr>
+                            <w:ilvl w:val="0"/>
+                            <w:numId w:val="3"/>
+                          </w:numPr>
+                          <w:tabs>
+                            <w:tab w:val="left" w:pos="90"/>
+                          </w:tabs>
+                          <w:ind w:hanging="810"/>
+                          <w:rPr>
+                            <w:noProof/>
+                            <w:sz w:val="20"/>
+                            <w:szCs w:val="20"/>
+                          </w:rPr>
+                        </w:pPr>
+                        <w:r>
+                          <w:rPr>
+                            <w:noProof/>
+                            <w:sz w:val="20"/>
+                            <w:szCs w:val="20"/>
+                          </w:rPr>
+                          <w:t>Tələbə kartı ilə bağlı məsələlərin həlli</w:t>
+                        </w:r>
+                      </w:p>
+                      <w:p>
+                        <w:pPr>
+                          <w:pStyle w:val="ListParagraph"/>
+                          <w:numPr>
+                            <w:ilvl w:val="0"/>
+                            <w:numId w:val="3"/>
+                          </w:numPr>
+                          <w:tabs>
+                            <w:tab w:val="left" w:pos="90"/>
+                          </w:tabs>
+                          <w:ind w:hanging="810"/>
+                          <w:rPr>
+                            <w:noProof/>
+                            <w:sz w:val="20"/>
+                            <w:szCs w:val="20"/>
+                          </w:rPr>
+                        </w:pPr>
+                        <w:r>
+                          <w:rPr>
+                            <w:noProof/>
+                            <w:sz w:val="20"/>
+                            <w:szCs w:val="20"/>
+                          </w:rPr>
+                          <w:t>Məzun tələbələrin sənədlərinin hazırlanması</w:t>
+                        </w:r>
+                      </w:p>
+                      <w:p>
+                        <w:pPr>
+                          <w:tabs>
+                            <w:tab w:val="left" w:pos="90"/>
+                          </w:tabs>
+                          <w:ind w:left="-90"/>
+                          <w:rPr>
+                            <w:noProof/>
+                            <w:sz w:val="20"/>
+                            <w:szCs w:val="20"/>
+                          </w:rPr>
+                        </w:pPr>
+                      </w:p>
+                    </w:txbxContent>
+                  </v:textbox>
+                </v:shape>
+              </v:group>
+            </w:pict>
+          </mc:Fallback>
+        </mc:AlternateContent>
+      </w:r>
+    </w:p>
+    <w:p/>
+    <w:p/>
+    <w:p/>
+    <w:p/>
+    <w:p/>
+    <w:p/>
+    <w:p/>
+    <w:p/>
+    <w:p/>
+    <w:p>
+      <w:r>
+        <w:rPr>
+          <w:noProof/>
+        </w:rPr>
+        <mc:AlternateContent>
+          <mc:Choice Requires="wpg">
+            <w:drawing>
+              <wp:anchor distT="0" distB="0" distL="114300" distR="114300" simplePos="0" relativeHeight="251675648" behindDoc="0" locked="0" layoutInCell="1" allowOverlap="1" wp14:anchorId="071614FA" wp14:editId="1A150421">
+                <wp:simplePos x="0" y="0"/>
+                <wp:positionH relativeFrom="column">
+                  <wp:posOffset>167640</wp:posOffset>
+                </wp:positionH>
+                <wp:positionV relativeFrom="paragraph">
+                  <wp:posOffset>47625</wp:posOffset>
+                </wp:positionV>
+                <wp:extent cx="5943600" cy="2146300"/>
+                <wp:effectExtent l="0" t="0" r="19050" b="25400"/>
+                <wp:wrapNone/>
+                <wp:docPr id="1694000754" name="Group 15"/>
+                <wp:cNvGraphicFramePr/>
+                <a:graphic xmlns:a="http://schemas.openxmlformats.org/drawingml/2006/main">
+                  <a:graphicData uri="http://schemas.microsoft.com/office/word/2010/wordprocessingGroup">
+                    <wpg:wgp>
+                      <wpg:cNvGrpSpPr/>
+                      <wpg:grpSpPr>
+                        <a:xfrm>
+                          <a:off x="0" y="0"/>
+                          <a:ext cx="5943600" cy="2146300"/>
+                          <a:chOff x="0" y="0"/>
+                          <a:chExt cx="5943600" cy="2146300"/>
+                        </a:xfrm>
+                      </wpg:grpSpPr>
+                      <pic:pic xmlns:pic="http://schemas.openxmlformats.org/drawingml/2006/picture">
+                        <pic:nvPicPr>
+                          <pic:cNvPr id="694117066" name="Picture 5">
+                            <a:extLst>
+                              <a:ext uri="{FF2B5EF4-FFF2-40B4-BE49-F238E27FC236}">
+                                <a16:creationId xmlns:a16="http://schemas.microsoft.com/office/drawing/2014/main" id="{B80C67FE-5BD5-9126-2D2F-87E320ADEB25}"/>
+                              </a:ext>
+                            </a:extLst>
+                          </pic:cNvPr>
+                          <pic:cNvPicPr>
+                            <a:picLocks noChangeAspect="1"/>
+                          </pic:cNvPicPr>
+                        </pic:nvPicPr>
+                        <pic:blipFill>
+                          <a:blip r:embed="rId12" cstate="print">
+                            <a:extLst>
+                              <a:ext uri="{28A0092B-C50C-407E-A947-70E740481C1C}">
+                                <a14:useLocalDpi xmlns:a14="http://schemas.microsoft.com/office/drawing/2010/main" val="0"/>
+                              </a:ext>
+                            </a:extLst>
+                          </a:blip>
+                          <a:stretch>
+                            <a:fillRect/>
+                          </a:stretch>
+                        </pic:blipFill>
+                        <pic:spPr>
+                          <a:xfrm>
+                            <a:off x="525780" y="0"/>
+                            <a:ext cx="1165860" cy="1588770"/>
+                          </a:xfrm>
+                          <a:prstGeom prst="rect">
+                            <a:avLst/>
+                          </a:prstGeom>
+                        </pic:spPr>
+                      </pic:pic>
+                      <wps:wsp>
+                        <wps:cNvPr id="442708547" name="Text Box 2"/>
+                        <wps:cNvSpPr txBox="1">
+                          <a:spLocks noChangeArrowheads="1"/>
+                        </wps:cNvSpPr>
+                        <wps:spPr bwMode="auto">
+                          <a:xfrm>
+                            <a:off x="0" y="1676400"/>
+                            <a:ext cx="2004060" cy="469900"/>
+                          </a:xfrm>
+                          <a:prstGeom prst="rect">
+                            <a:avLst/>
+                          </a:prstGeom>
+                          <a:gradFill rotWithShape="1">
+                            <a:gsLst>
+                              <a:gs pos="0">
+                                <a:srgbClr val="70AD47">
+                                  <a:lumMod val="110000"/>
+                                  <a:satMod val="105000"/>
+                                  <a:tint val="67000"/>
+                                </a:srgbClr>
+                              </a:gs>
+                              <a:gs pos="50000">
+                                <a:srgbClr val="70AD47">
+                                  <a:lumMod val="105000"/>
+                                  <a:satMod val="103000"/>
+                                  <a:tint val="73000"/>
+                                </a:srgbClr>
+                              </a:gs>
+                              <a:gs pos="100000">
+                                <a:srgbClr val="70AD47">
+                                  <a:lumMod val="105000"/>
+                                  <a:satMod val="109000"/>
+                                  <a:tint val="81000"/>
+                                </a:srgbClr>
+                              </a:gs>
+                            </a:gsLst>
+                            <a:lin ang="5400000" scaled="0"/>
+                          </a:gradFill>
+                          <a:ln w="6350" cap="flat" cmpd="sng" algn="ctr">
+                            <a:solidFill>
+                              <a:srgbClr val="70AD47"/>
+                            </a:solidFill>
+                            <a:prstDash val="solid"/>
+                            <a:miter lim="800000"/>
+                            <a:headEnd/>
+                            <a:tailEnd/>
+                          </a:ln>
+                          <a:effectLst/>
+                        </wps:spPr>
+                        <wps:txbx>
+                          <w:txbxContent>
+                            <w:p>
+                              <w:pPr>
+                                <w:spacing w:after="0" w:line="240" w:lineRule="auto"/>
+                                <w:jc w:val="center"/>
+                                <w:rPr>
+                                  <w:b/>
+                                  <w:bCs/>
+                                  <w:noProof/>
+                                </w:rPr>
+                              </w:pPr>
+                              <w:r>
+                                <w:rPr>
+                                  <w:b/>
+                                  <w:bCs/>
+                                  <w:noProof/>
+                                </w:rPr>
+                                <w:t>Nəzrin Alməmmədova</w:t>
+                              </w:r>
+                            </w:p>
+                            <w:p>
+                              <w:pPr>
+                                <w:spacing w:after="0" w:line="240" w:lineRule="auto"/>
+                                <w:jc w:val="center"/>
+                                <w:rPr>
+                                  <w:b/>
+                                  <w:bCs/>
+                                  <w:noProof/>
+                                </w:rPr>
+                              </w:pPr>
+                              <w:r>
+                                <w:rPr>
+                                  <w:b/>
+                                  <w:bCs/>
+                                  <w:noProof/>
+                                </w:rPr>
+                                <w:t>assistent</w:t>
+                              </w:r>
+                            </w:p>
+                          </w:txbxContent>
+                        </wps:txbx>
+                        <wps:bodyPr rot="0" vert="horz" wrap="square" lIns="91440" tIns="45720" rIns="91440" bIns="45720" anchor="t" anchorCtr="0">
+                          <a:spAutoFit/>
+                        </wps:bodyPr>
+                      </wps:wsp>
+                      <wps:wsp>
+                        <wps:cNvPr id="997090243" name="Text Box 2"/>
+                        <wps:cNvSpPr txBox="1">
+                          <a:spLocks noChangeArrowheads="1"/>
+                        </wps:cNvSpPr>
+                        <wps:spPr bwMode="auto">
+                          <a:xfrm>
+                            <a:off x="2042160" y="175260"/>
+                            <a:ext cx="3901440" cy="1181100"/>
+                          </a:xfrm>
+                          <a:prstGeom prst="rect">
+                            <a:avLst/>
+                          </a:prstGeom>
+                          <a:solidFill>
+                            <a:schemeClr val="accent6">
+                              <a:lumMod val="20000"/>
+                              <a:lumOff val="80000"/>
+                            </a:schemeClr>
+                          </a:solidFill>
+                          <a:ln w="9525">
+                            <a:solidFill>
+                              <a:srgbClr val="000000"/>
+                            </a:solidFill>
+                            <a:miter lim="800000"/>
+                            <a:headEnd/>
+                            <a:tailEnd/>
+                          </a:ln>
+                        </wps:spPr>
+                        <wps:txbx>
+                          <w:txbxContent>
+                            <w:p>
+                              <w:pPr>
+                                <w:pStyle w:val="ListParagraph"/>
+                                <w:numPr>
+                                  <w:ilvl w:val="0"/>
+                                  <w:numId w:val="3"/>
+                                </w:numPr>
+                                <w:tabs>
+                                  <w:tab w:val="left" w:pos="90"/>
+                                </w:tabs>
+                                <w:ind w:hanging="810"/>
+                                <w:rPr>
+                                  <w:noProof/>
+                                  <w:sz w:val="20"/>
+                                  <w:szCs w:val="20"/>
+                                </w:rPr>
+                              </w:pPr>
+                              <w:r>
+                                <w:rPr>
+                                  <w:noProof/>
+                                  <w:sz w:val="20"/>
+                                  <w:szCs w:val="20"/>
+                                </w:rPr>
+                                <w:t>Tələbələrin akademik məsələləri üzrə sənədlərin hazırlanması</w:t>
+                              </w:r>
+                            </w:p>
+                            <w:p>
+                              <w:pPr>
+                                <w:pStyle w:val="ListParagraph"/>
+                                <w:numPr>
+                                  <w:ilvl w:val="0"/>
+                                  <w:numId w:val="3"/>
+                                </w:numPr>
+                                <w:tabs>
+                                  <w:tab w:val="left" w:pos="90"/>
+                                </w:tabs>
+                                <w:ind w:hanging="810"/>
+                                <w:rPr>
+                                  <w:noProof/>
+                                  <w:sz w:val="20"/>
+                                  <w:szCs w:val="20"/>
+                                </w:rPr>
+                              </w:pPr>
+                              <w:r>
+                                <w:rPr>
+                                  <w:noProof/>
+                                  <w:sz w:val="20"/>
+                                  <w:szCs w:val="20"/>
+                                </w:rPr>
+                                <w:t>Limitdən artıq fənlərə bağlı tələbələrin məlumatlandırılması</w:t>
+                              </w:r>
+                            </w:p>
+                            <w:p>
+                              <w:pPr>
+                                <w:pStyle w:val="ListParagraph"/>
+                                <w:numPr>
+                                  <w:ilvl w:val="0"/>
+                                  <w:numId w:val="3"/>
+                                </w:numPr>
+                                <w:tabs>
+                                  <w:tab w:val="left" w:pos="90"/>
+                                </w:tabs>
+                                <w:ind w:hanging="810"/>
+                                <w:rPr>
+                                  <w:noProof/>
+                                  <w:sz w:val="20"/>
+                                  <w:szCs w:val="20"/>
+                                </w:rPr>
+                              </w:pPr>
+                              <w:r>
+                                <w:rPr>
+                                  <w:noProof/>
+                                  <w:sz w:val="20"/>
+                                  <w:szCs w:val="20"/>
+                                </w:rPr>
+                                <w:t>Tələbələrə dərs qrupları və imtahan tarixləri barədə məlumat verilməsi</w:t>
+                              </w:r>
+                            </w:p>
+                            <w:p>
+                              <w:pPr>
+                                <w:pStyle w:val="ListParagraph"/>
+                                <w:numPr>
+                                  <w:ilvl w:val="0"/>
+                                  <w:numId w:val="3"/>
+                                </w:numPr>
+                                <w:tabs>
+                                  <w:tab w:val="left" w:pos="90"/>
+                                </w:tabs>
+                                <w:ind w:hanging="810"/>
+                                <w:rPr>
+                                  <w:noProof/>
+                                  <w:sz w:val="20"/>
+                                  <w:szCs w:val="20"/>
+                                </w:rPr>
+                              </w:pPr>
+                              <w:r>
+                                <w:rPr>
+                                  <w:noProof/>
+                                  <w:sz w:val="20"/>
+                                  <w:szCs w:val="20"/>
+                                </w:rPr>
+                                <w:t>Tələbələrin kursdan-kursa keçirilməsi</w:t>
+                              </w:r>
+                            </w:p>
+                            <w:p>
+                              <w:pPr>
+                                <w:pStyle w:val="ListParagraph"/>
+                                <w:numPr>
+                                  <w:ilvl w:val="0"/>
+                                  <w:numId w:val="3"/>
+                                </w:numPr>
+                                <w:tabs>
+                                  <w:tab w:val="left" w:pos="90"/>
+                                </w:tabs>
+                                <w:ind w:hanging="810"/>
+                                <w:rPr>
+                                  <w:noProof/>
+                                  <w:sz w:val="20"/>
+                                  <w:szCs w:val="20"/>
+                                </w:rPr>
+                              </w:pPr>
+                              <w:r>
+                                <w:rPr>
+                                  <w:noProof/>
+                                  <w:sz w:val="20"/>
+                                  <w:szCs w:val="20"/>
+                                </w:rPr>
+                                <w:t>Tələbə kartı ilə bağlı məsələlərin həlli</w:t>
+                              </w:r>
+                            </w:p>
+                          </w:txbxContent>
+                        </wps:txbx>
+                        <wps:bodyPr rot="0" vert="horz" wrap="square" lIns="91440" tIns="45720" rIns="91440" bIns="45720" anchor="t" anchorCtr="0">
+                          <a:noAutofit/>
+                        </wps:bodyPr>
+                      </wps:wsp>
+                    </wpg:wgp>
+                  </a:graphicData>
+                </a:graphic>
+              </wp:anchor>
+            </w:drawing>
+          </mc:Choice>
+          <mc:Fallback>
+            <w:pict>
+              <v:group w14:anchorId="071614FA" id="Group 15" o:spid="_x0000_s1038" style="position:absolute;margin-left:13.2pt;margin-top:3.75pt;width:468pt;height:169pt;z-index:251675648" coordsize="59436,21463" o:gfxdata="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">
+                <v:shape id="Picture 5" o:spid="_x0000_s1039" type="#_x0000_t75" style="position:absolute;left:5257;width:11659;height:15887;visibility:visible;mso-wrap-style:square" o:gfxdata="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">
+                  <v:imagedata r:id="rId13" o:title=""/>
+                </v:shape>
+                <v:shape id="_x0000_s1040" type="#_x0000_t202" style="position:absolute;top:16764;width:20040;height:4699;visibility:visible;mso-wrap-style:square;v-text-anchor:top" o:gfxdata="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" fillcolor="#b5d5a7" strokecolor="#70ad47" strokeweight=".5pt">
+                  <v:fill color2="#9cca86" rotate="t" colors="0 #b5d5a7;.5 #aace99;1 #9cca86" focus="100%" type="gradient">
+                    <o:fill v:ext="view" type="gradientUnscaled"/>
+                  </v:fill>
+                  <v:textbox style="mso-fit-shape-to-text:t">
+                    <w:txbxContent>
+                      <w:p>
+                        <w:pPr>
+                          <w:spacing w:after="0" w:line="240" w:lineRule="auto"/>
+                          <w:jc w:val="center"/>
+                          <w:rPr>
+                            <w:b/>
+                            <w:bCs/>
+                            <w:noProof/>
+                          </w:rPr>
+                        </w:pPr>
+                        <w:r>
+                          <w:rPr>
+                            <w:b/>
+                            <w:bCs/>
+                            <w:noProof/>
+                          </w:rPr>
+                          <w:t>Nəzrin Alməmmədova</w:t>
+                        </w:r>
+                      </w:p>
+                      <w:p>
+                        <w:pPr>
+                          <w:spacing w:after="0" w:line="240" w:lineRule="auto"/>
+                          <w:jc w:val="center"/>
+                          <w:rPr>
+                            <w:b/>
+                            <w:bCs/>
+                            <w:noProof/>
+                          </w:rPr>
+                        </w:pPr>
+                        <w:r>
+                          <w:rPr>
+                            <w:b/>
+                            <w:bCs/>
+                            <w:noProof/>
+                          </w:rPr>
+                          <w:t>assistent</w:t>
+                        </w:r>
+                      </w:p>
+                    </w:txbxContent>
+                  </v:textbox>
+                </v:shape>
+                <v:shape id="_x0000_s1041" type="#_x0000_t202" style="position:absolute;left:20421;top:1752;width:39015;height:11811;visibility:visible;mso-wrap-style:square;v-text-anchor:top" o:gfxdata="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" fillcolor="#e2efd9 [665]">
+                  <v:textbox>
+                    <w:txbxContent>
+                      <w:p>
+                        <w:pPr>
+                          <w:pStyle w:val="ListParagraph"/>
+                          <w:numPr>
+                            <w:ilvl w:val="0"/>
+                            <w:numId w:val="3"/>
+                          </w:numPr>
+                          <w:tabs>
+                            <w:tab w:val="left" w:pos="90"/>
+                          </w:tabs>
+                          <w:ind w:hanging="810"/>
+                          <w:rPr>
+                            <w:noProof/>
+                            <w:sz w:val="20"/>
+                            <w:szCs w:val="20"/>
+                          </w:rPr>
+                        </w:pPr>
+                        <w:r>
+                          <w:rPr>
+                            <w:noProof/>
+                            <w:sz w:val="20"/>
+                            <w:szCs w:val="20"/>
+                          </w:rPr>
+                          <w:t>Tələbələrin akademik məsələləri üzrə sənədlərin hazırlanması</w:t>
+                        </w:r>
+                      </w:p>
+                      <w:p>
+                        <w:pPr>
+                          <w:pStyle w:val="ListParagraph"/>
+                          <w:numPr>
+                            <w:ilvl w:val="0"/>
+                            <w:numId w:val="3"/>
+                          </w:numPr>
+                          <w:tabs>
+                            <w:tab w:val="left" w:pos="90"/>
+                          </w:tabs>
+                          <w:ind w:hanging="810"/>
+                          <w:rPr>
+                            <w:noProof/>
+                            <w:sz w:val="20"/>
+                            <w:szCs w:val="20"/>
+                          </w:rPr>
+                        </w:pPr>
+                        <w:r>
+                          <w:rPr>
+                            <w:noProof/>
+                            <w:sz w:val="20"/>
+                            <w:szCs w:val="20"/>
+                          </w:rPr>
+                          <w:t>Limitdən artıq fənlərə bağlı tələbələrin məlumatlandırılması</w:t>
+                        </w:r>
+                      </w:p>
+                      <w:p>
+                        <w:pPr>
+                          <w:pStyle w:val="ListParagraph"/>
+                          <w:numPr>
+                            <w:ilvl w:val="0"/>
+                            <w:numId w:val="3"/>
+                          </w:numPr>
+                          <w:tabs>
+                            <w:tab w:val="left" w:pos="90"/>
+                          </w:tabs>
+                          <w:ind w:hanging="810"/>
+                          <w:rPr>
+                            <w:noProof/>
+                            <w:sz w:val="20"/>
+                            <w:szCs w:val="20"/>
+                          </w:rPr>
+                        </w:pPr>
+                        <w:r>
+                          <w:rPr>
+                            <w:noProof/>
+                            <w:sz w:val="20"/>
+                            <w:szCs w:val="20"/>
+                          </w:rPr>
+                          <w:t>Tələbələrə dərs qrupları və imtahan tarixləri barədə məlumat verilməsi</w:t>
+                        </w:r>
+                      </w:p>
+                      <w:p>
+                        <w:pPr>
+                          <w:pStyle w:val="ListParagraph"/>
+                          <w:numPr>
+                            <w:ilvl w:val="0"/>
+                            <w:numId w:val="3"/>
+                          </w:numPr>
+                          <w:tabs>
+                            <w:tab w:val="left" w:pos="90"/>
+                          </w:tabs>
+                          <w:ind w:hanging="810"/>
+                          <w:rPr>
+                            <w:noProof/>
+                            <w:sz w:val="20"/>
+                            <w:szCs w:val="20"/>
+                          </w:rPr>
+                        </w:pPr>
+                        <w:r>
+                          <w:rPr>
+                            <w:noProof/>
+                            <w:sz w:val="20"/>
+                            <w:szCs w:val="20"/>
+                          </w:rPr>
+                          <w:t>Tələbələrin kursdan-kursa keçirilməsi</w:t>
+                        </w:r>
+                      </w:p>
+                      <w:p>
+                        <w:pPr>
+                          <w:pStyle w:val="ListParagraph"/>
+                          <w:numPr>
+                            <w:ilvl w:val="0"/>
+                            <w:numId w:val="3"/>
+                          </w:numPr>
+                          <w:tabs>
+                            <w:tab w:val="left" w:pos="90"/>
+                          </w:tabs>
+                          <w:ind w:hanging="810"/>
+                          <w:rPr>
+                            <w:noProof/>
+                            <w:sz w:val="20"/>
+                            <w:szCs w:val="20"/>
+                          </w:rPr>
+                        </w:pPr>
+                        <w:r>
+                          <w:rPr>
+                            <w:noProof/>
+                            <w:sz w:val="20"/>
+                            <w:szCs w:val="20"/>
+                          </w:rPr>
+                          <w:t>Tələbə kartı ilə bağlı məsələlərin həlli</w:t>
+                        </w:r>
+                      </w:p>
+                    </w:txbxContent>
+                  </v:textbox>
+                </v:shape>
+              </v:group>
+            </w:pict>
+          </mc:Fallback>
+        </mc:AlternateContent>
+      </w:r>
+    </w:p>
+    <w:p/>
+    <w:p/>
+    <w:p/>
+    <w:p/>
+    <w:p/>
+    <w:p/>
+    <w:p/>
+    <w:p/>
+    <w:p>
+      <w:r>
+        <w:rPr>
+          <w:noProof/>
+        </w:rPr>
+        <mc:AlternateContent>
+          <mc:Choice Requires="wpg">
+            <w:drawing>
+              <wp:anchor distT="0" distB="0" distL="114300" distR="114300" simplePos="0" relativeHeight="251687936" behindDoc="0" locked="0" layoutInCell="1" allowOverlap="1" wp14:anchorId="264E4DF4" wp14:editId="5B6C2207">
+                <wp:simplePos x="0" y="0"/>
+                <wp:positionH relativeFrom="column">
+                  <wp:posOffset>68580</wp:posOffset>
+                </wp:positionH>
+                <wp:positionV relativeFrom="paragraph">
+                  <wp:posOffset>5715</wp:posOffset>
+                </wp:positionV>
+                <wp:extent cx="6035040" cy="2199640"/>
+                <wp:effectExtent l="0" t="0" r="22860" b="10160"/>
+                <wp:wrapNone/>
+                <wp:docPr id="948554960" name="Group 16"/>
+                <wp:cNvGraphicFramePr/>
+                <a:graphic xmlns:a="http://schemas.openxmlformats.org/drawingml/2006/main">
+                  <a:graphicData uri="http://schemas.microsoft.com/office/word/2010/wordprocessingGroup">
+                    <wpg:wgp>
+                      <wpg:cNvGrpSpPr/>
+                      <wpg:grpSpPr>
+                        <a:xfrm>
+                          <a:off x="0" y="0"/>
+                          <a:ext cx="6035040" cy="2199640"/>
+                          <a:chOff x="0" y="0"/>
+                          <a:chExt cx="6035040" cy="2199640"/>
+                        </a:xfrm>
+                      </wpg:grpSpPr>
+                      <pic:pic xmlns:pic="http://schemas.openxmlformats.org/drawingml/2006/picture">
+                        <pic:nvPicPr>
+                          <pic:cNvPr id="1113227125" name="Picture 1"/>
+                          <pic:cNvPicPr>
+                            <a:picLocks noChangeAspect="1"/>
+                          </pic:cNvPicPr>
+                        </pic:nvPicPr>
+                        <pic:blipFill>
+                          <a:blip r:embed="rId14" cstate="print">
+                            <a:extLst>
+                              <a:ext uri="{28A0092B-C50C-407E-A947-70E740481C1C}">
+                                <a14:useLocalDpi xmlns:a14="http://schemas.microsoft.com/office/drawing/2010/main" val="0"/>
+                              </a:ext>
+                            </a:extLst>
+                          </a:blip>
+                          <a:stretch>
+                            <a:fillRect/>
+                          </a:stretch>
+                        </pic:blipFill>
+                        <pic:spPr>
+                          <a:xfrm>
+                            <a:off x="266700" y="0"/>
+                            <a:ext cx="1341120" cy="1640205"/>
+                          </a:xfrm>
+                          <a:prstGeom prst="rect">
+                            <a:avLst/>
+                          </a:prstGeom>
+                        </pic:spPr>
+                      </pic:pic>
+                      <wps:wsp>
+                        <wps:cNvPr id="978494027" name="Text Box 2"/>
+                        <wps:cNvSpPr txBox="1">
+                          <a:spLocks noChangeArrowheads="1"/>
+                        </wps:cNvSpPr>
+                        <wps:spPr bwMode="auto">
+                          <a:xfrm>
+                            <a:off x="0" y="1729740"/>
+                            <a:ext cx="2004060" cy="469900"/>
+                          </a:xfrm>
+                          <a:prstGeom prst="rect">
+                            <a:avLst/>
+                          </a:prstGeom>
+                          <a:gradFill rotWithShape="1">
+                            <a:gsLst>
+                              <a:gs pos="0">
+                                <a:srgbClr val="70AD47">
+                                  <a:lumMod val="110000"/>
+                                  <a:satMod val="105000"/>
+                                  <a:tint val="67000"/>
+                                </a:srgbClr>
+                              </a:gs>
+                              <a:gs pos="50000">
+                                <a:srgbClr val="70AD47">
+                                  <a:lumMod val="105000"/>
+                                  <a:satMod val="103000"/>
+                                  <a:tint val="73000"/>
+                                </a:srgbClr>
+                              </a:gs>
+                              <a:gs pos="100000">
+                                <a:srgbClr val="70AD47">
+                                  <a:lumMod val="105000"/>
+                                  <a:satMod val="109000"/>
+                                  <a:tint val="81000"/>
+                                </a:srgbClr>
+                              </a:gs>
+                            </a:gsLst>
+                            <a:lin ang="5400000" scaled="0"/>
+                          </a:gradFill>
+                          <a:ln w="6350" cap="flat" cmpd="sng" algn="ctr">
+                            <a:solidFill>
+                              <a:srgbClr val="70AD47"/>
+                            </a:solidFill>
+                            <a:prstDash val="solid"/>
+                            <a:miter lim="800000"/>
+                            <a:headEnd/>
+                            <a:tailEnd/>
+                          </a:ln>
+                          <a:effectLst/>
+                        </wps:spPr>
+                        <wps:txbx>
+                          <w:txbxContent>
+                            <w:p>
+                              <w:pPr>
+                                <w:spacing w:after="0" w:line="240" w:lineRule="auto"/>
+                                <w:jc w:val="center"/>
+                                <w:rPr>
+                                  <w:b/>
+                                  <w:bCs/>
+                                  <w:noProof/>
+                                </w:rPr>
+                              </w:pPr>
+                              <w:r>
+                                <w:rPr>
+                                  <w:b/>
+                                  <w:bCs/>
+                                  <w:noProof/>
+                                </w:rPr>
+                                <w:t>Aytən Vəliyeva</w:t>
+                              </w:r>
+                            </w:p>
+                            <w:p>
+                              <w:pPr>
+                                <w:spacing w:after="0" w:line="240" w:lineRule="auto"/>
+                                <w:jc w:val="center"/>
+                                <w:rPr>
+                                  <w:b/>
+                                  <w:bCs/>
+                                  <w:noProof/>
+                                </w:rPr>
+                              </w:pPr>
+                              <w:r>
+                                <w:rPr>
+                                  <w:b/>
+                                  <w:bCs/>
+                                  <w:noProof/>
+                                </w:rPr>
+                                <w:t>assistent</w:t>
+                              </w:r>
+                            </w:p>
+                          </w:txbxContent>
+                        </wps:txbx>
+                        <wps:bodyPr rot="0" vert="horz" wrap="square" lIns="91440" tIns="45720" rIns="91440" bIns="45720" anchor="t" anchorCtr="0">
+                          <a:spAutoFit/>
+                        </wps:bodyPr>
+                      </wps:wsp>
+                      <wps:wsp>
+                        <wps:cNvPr id="396840086" name="Text Box 2"/>
+                        <wps:cNvSpPr txBox="1">
+                          <a:spLocks noChangeArrowheads="1"/>
+                        </wps:cNvSpPr>
+                        <wps:spPr bwMode="auto">
+                          <a:xfrm>
+                            <a:off x="2133600" y="236220"/>
+                            <a:ext cx="3901440" cy="1181100"/>
+                          </a:xfrm>
+                          <a:prstGeom prst="rect">
+                            <a:avLst/>
+                          </a:prstGeom>
+                          <a:solidFill>
+                            <a:srgbClr val="70AD47">
+                              <a:lumMod val="20000"/>
+                              <a:lumOff val="80000"/>
+                            </a:srgbClr>
+                          </a:solidFill>
+                          <a:ln w="9525">
+                            <a:solidFill>
+                              <a:srgbClr val="000000"/>
+                            </a:solidFill>
+                            <a:miter lim="800000"/>
+                            <a:headEnd/>
+                            <a:tailEnd/>
+                          </a:ln>
+                        </wps:spPr>
+                        <wps:txbx>
+                          <w:txbxContent>
+                            <w:p>
+                              <w:pPr>
+                                <w:pStyle w:val="ListParagraph"/>
+                                <w:numPr>
+                                  <w:ilvl w:val="0"/>
+                                  <w:numId w:val="3"/>
+                                </w:numPr>
+                                <w:tabs>
+                                  <w:tab w:val="left" w:pos="90"/>
+                                </w:tabs>
+                                <w:ind w:hanging="810"/>
+                                <w:rPr>
+                                  <w:noProof/>
+                                  <w:sz w:val="20"/>
+                                  <w:szCs w:val="20"/>
+                                </w:rPr>
+                              </w:pPr>
+                              <w:r>
+                                <w:rPr>
+                                  <w:noProof/>
+                                  <w:sz w:val="20"/>
+                                  <w:szCs w:val="20"/>
+                                </w:rPr>
+                                <w:t>Tələbələrin akademik məsələləri üzrə sənədlərin hazırlanması</w:t>
+                              </w:r>
+                            </w:p>
+                            <w:p>
+                              <w:pPr>
+                                <w:pStyle w:val="ListParagraph"/>
+                                <w:numPr>
+                                  <w:ilvl w:val="0"/>
+                                  <w:numId w:val="3"/>
+                                </w:numPr>
+                                <w:tabs>
+                                  <w:tab w:val="left" w:pos="90"/>
+                                </w:tabs>
+                                <w:ind w:hanging="810"/>
+                                <w:rPr>
+                                  <w:noProof/>
+                                  <w:sz w:val="20"/>
+                                  <w:szCs w:val="20"/>
+                                </w:rPr>
+                              </w:pPr>
+                              <w:r>
+                                <w:rPr>
+                                  <w:noProof/>
+                                  <w:sz w:val="20"/>
+                                  <w:szCs w:val="20"/>
+                                </w:rPr>
+                                <w:t>Limitdən artıq fənlərə bağlı tələbələrin məlumatlandırılması</w:t>
+                              </w:r>
+                            </w:p>
+                            <w:p>
+                              <w:pPr>
+                                <w:pStyle w:val="ListParagraph"/>
+                                <w:numPr>
+                                  <w:ilvl w:val="0"/>
+                                  <w:numId w:val="3"/>
+                                </w:numPr>
+                                <w:tabs>
+                                  <w:tab w:val="left" w:pos="90"/>
+                                </w:tabs>
+                                <w:ind w:hanging="810"/>
+                                <w:rPr>
+                                  <w:noProof/>
+                                  <w:sz w:val="20"/>
+                                  <w:szCs w:val="20"/>
+                                </w:rPr>
+                              </w:pPr>
+                              <w:r>
+                                <w:rPr>
+                                  <w:noProof/>
+                                  <w:sz w:val="20"/>
+                                  <w:szCs w:val="20"/>
+                                </w:rPr>
+                                <w:t>Tələbələrə dərs qrupları və imtahan tarixləri barədə məlumat verilməsi</w:t>
+                              </w:r>
+                            </w:p>
+                            <w:p>
+                              <w:pPr>
+                                <w:pStyle w:val="ListParagraph"/>
+                                <w:numPr>
+                                  <w:ilvl w:val="0"/>
+                                  <w:numId w:val="3"/>
+                                </w:numPr>
+                                <w:tabs>
+                                  <w:tab w:val="left" w:pos="90"/>
+                                </w:tabs>
+                                <w:ind w:hanging="810"/>
+                                <w:rPr>
+                                  <w:noProof/>
+                                  <w:sz w:val="20"/>
+                                  <w:szCs w:val="20"/>
+                                </w:rPr>
+                              </w:pPr>
+                              <w:r>
+                                <w:rPr>
+                                  <w:noProof/>
+                                  <w:sz w:val="20"/>
+                                  <w:szCs w:val="20"/>
+                                </w:rPr>
+                                <w:t>Tələbələrin kursdan-kursa keçirilməsi</w:t>
+                              </w:r>
+                            </w:p>
+                            <w:p>
+                              <w:pPr>
+                                <w:pStyle w:val="ListParagraph"/>
+                                <w:numPr>
+                                  <w:ilvl w:val="0"/>
+                                  <w:numId w:val="3"/>
+                                </w:numPr>
+                                <w:tabs>
+                                  <w:tab w:val="left" w:pos="90"/>
+                                </w:tabs>
+                                <w:ind w:hanging="810"/>
+                                <w:rPr>
+                                  <w:noProof/>
+                                  <w:sz w:val="20"/>
+                                  <w:szCs w:val="20"/>
+                                </w:rPr>
+                              </w:pPr>
+                              <w:r>
+                                <w:rPr>
+                                  <w:noProof/>
+                                  <w:sz w:val="20"/>
+                                  <w:szCs w:val="20"/>
+                                </w:rPr>
+                                <w:t>Tələbə kartı ilə bağlı məsələlərin həlli</w:t>
+                              </w:r>
+                            </w:p>
+                          </w:txbxContent>
+                        </wps:txbx>
+                        <wps:bodyPr rot="0" vert="horz" wrap="square" lIns="91440" tIns="45720" rIns="91440" bIns="45720" anchor="t" anchorCtr="0">
+                          <a:noAutofit/>
+                        </wps:bodyPr>
+                      </wps:wsp>
+                    </wpg:wgp>
+                  </a:graphicData>
+                </a:graphic>
+              </wp:anchor>
+            </w:drawing>
+          </mc:Choice>
+          <mc:Fallback>
+            <w:pict>
+              <v:group w14:anchorId="264E4DF4" id="Group 16" o:spid="_x0000_s1042" style="position:absolute;margin-left:5.4pt;margin-top:.45pt;width:475.2pt;height:173.2pt;z-index:251687936" coordsize="60350,21996" o:gfxdata="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">
+                <v:shape id="Picture 1" o:spid="_x0000_s1043" type="#_x0000_t75" style="position:absolute;left:2667;width:13411;height:16402;visibility:visible;mso-wrap-style:square" o:gfxdata="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">
+                  <v:imagedata r:id="rId15" o:title=""/>
+                </v:shape>
+                <v:shape id="_x0000_s1044" type="#_x0000_t202" style="position:absolute;top:17297;width:20040;height:4699;visibility:visible;mso-wrap-style:square;v-text-anchor:top" o:gfxdata="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" fillcolor="#b5d5a7" strokecolor="#70ad47" strokeweight=".5pt">
+                  <v:fill color2="#9cca86" rotate="t" colors="0 #b5d5a7;.5 #aace99;1 #9cca86" focus="100%" type="gradient">
+                    <o:fill v:ext="view" type="gradientUnscaled"/>
+                  </v:fill>
+                  <v:textbox style="mso-fit-shape-to-text:t">
+                    <w:txbxContent>
+                      <w:p>
+                        <w:pPr>
+                          <w:spacing w:after="0" w:line="240" w:lineRule="auto"/>
+                          <w:jc w:val="center"/>
+                          <w:rPr>
+                            <w:b/>
+                            <w:bCs/>
+                            <w:noProof/>
+                          </w:rPr>
+                        </w:pPr>
+                        <w:r>
+                          <w:rPr>
+                            <w:b/>
+                            <w:bCs/>
+                            <w:noProof/>
+                          </w:rPr>
+                          <w:t>Aytən Vəliyeva</w:t>
+                        </w:r>
+                      </w:p>
+                      <w:p>
+                        <w:pPr>
+                          <w:spacing w:after="0" w:line="240" w:lineRule="auto"/>
+                          <w:jc w:val="center"/>
+                          <w:rPr>
+                            <w:b/>
+                            <w:bCs/>
+                            <w:noProof/>
+                          </w:rPr>
+                        </w:pPr>
+                        <w:r>
+                          <w:rPr>
+                            <w:b/>
+                            <w:bCs/>
+                            <w:noProof/>
+                          </w:rPr>
+                          <w:t>assistent</w:t>
+                        </w:r>
+                      </w:p>
+                    </w:txbxContent>
+                  </v:textbox>
+                </v:shape>
+                <v:shape id="_x0000_s1045" type="#_x0000_t202" style="position:absolute;left:21336;top:2362;width:39014;height:11811;visibility:visible;mso-wrap-style:square;v-text-anchor:top" o:gfxdata="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" fillcolor="#e2f0d9">
+                  <v:textbox>
+                    <w:txbxContent>
+                      <w:p>
+                        <w:pPr>
+                          <w:pStyle w:val="ListParagraph"/>
+                          <w:numPr>
+                            <w:ilvl w:val="0"/>
+                            <w:numId w:val="3"/>
+                          </w:numPr>
+                          <w:tabs>
+                            <w:tab w:val="left" w:pos="90"/>
+                          </w:tabs>
+                          <w:ind w:hanging="810"/>
+                          <w:rPr>
+                            <w:noProof/>
+                            <w:sz w:val="20"/>
+                            <w:szCs w:val="20"/>
+                          </w:rPr>
+                        </w:pPr>
+                        <w:r>
+                          <w:rPr>
+                            <w:noProof/>
+                            <w:sz w:val="20"/>
+                            <w:szCs w:val="20"/>
+                          </w:rPr>
+                          <w:t>Tələbələrin akademik məsələləri üzrə sənədlərin hazırlanması</w:t>
+                        </w:r>
+                      </w:p>
+                      <w:p>
+                        <w:pPr>
+                          <w:pStyle w:val="ListParagraph"/>
+                          <w:numPr>
+                            <w:ilvl w:val="0"/>
+                            <w:numId w:val="3"/>
+                          </w:numPr>
+                          <w:tabs>
+                            <w:tab w:val="left" w:pos="90"/>
+                          </w:tabs>
+                          <w:ind w:hanging="810"/>
+                          <w:rPr>
+                            <w:noProof/>
+                            <w:sz w:val="20"/>
+                            <w:szCs w:val="20"/>
+                          </w:rPr>
+                        </w:pPr>
+                        <w:r>
+                          <w:rPr>
+                            <w:noProof/>
+                            <w:sz w:val="20"/>
+                            <w:szCs w:val="20"/>
+                          </w:rPr>
+                          <w:t>Limitdən artıq fənlərə bağlı tələbələrin məlumatlandırılması</w:t>
+                        </w:r>
+                      </w:p>
+                      <w:p>
+                        <w:pPr>
+                          <w:pStyle w:val="ListParagraph"/>
+                          <w:numPr>
+                            <w:ilvl w:val="0"/>
+                            <w:numId w:val="3"/>
+                          </w:numPr>
+                          <w:tabs>
+                            <w:tab w:val="left" w:pos="90"/>
+                          </w:tabs>
+                          <w:ind w:hanging="810"/>
+                          <w:rPr>
+                            <w:noProof/>
+                            <w:sz w:val="20"/>
+                            <w:szCs w:val="20"/>
+                          </w:rPr>
+                        </w:pPr>
+                        <w:r>
+                          <w:rPr>
+                            <w:noProof/>
+                            <w:sz w:val="20"/>
+                            <w:szCs w:val="20"/>
+                          </w:rPr>
+                          <w:t>Tələbələrə dərs qrupları və imtahan tarixləri barədə məlumat verilməsi</w:t>
+                        </w:r>
+                      </w:p>
+                      <w:p>
+                        <w:pPr>
+                          <w:pStyle w:val="ListParagraph"/>
+                          <w:numPr>
+                            <w:ilvl w:val="0"/>
+                            <w:numId w:val="3"/>
+                          </w:numPr>
+                          <w:tabs>
+                            <w:tab w:val="left" w:pos="90"/>
+                          </w:tabs>
+                          <w:ind w:hanging="810"/>
+                          <w:rPr>
+                            <w:noProof/>
+                            <w:sz w:val="20"/>
+                            <w:szCs w:val="20"/>
+                          </w:rPr>
+                        </w:pPr>
+                        <w:r>
+                          <w:rPr>
+                            <w:noProof/>
+                            <w:sz w:val="20"/>
+                            <w:szCs w:val="20"/>
+                          </w:rPr>
+                          <w:t>Tələbələrin kursdan-kursa keçirilməsi</w:t>
+                        </w:r>
+                      </w:p>
+                      <w:p>
+                        <w:pPr>
+                          <w:pStyle w:val="ListParagraph"/>
+                          <w:numPr>
+                            <w:ilvl w:val="0"/>
+                            <w:numId w:val="3"/>
+                          </w:numPr>
+                          <w:tabs>
+                            <w:tab w:val="left" w:pos="90"/>
+                          </w:tabs>
+                          <w:ind w:hanging="810"/>
+                          <w:rPr>
+                            <w:noProof/>
+                            <w:sz w:val="20"/>
+                            <w:szCs w:val="20"/>
+                          </w:rPr>
+                        </w:pPr>
+                        <w:r>
+                          <w:rPr>
+                            <w:noProof/>
+                            <w:sz w:val="20"/>
+                            <w:szCs w:val="20"/>
+                          </w:rPr>
+                          <w:t>Tələbə kartı ilə bağlı məsələlərin həlli</w:t>
+                        </w:r>
+                      </w:p>
+                    </w:txbxContent>
+                  </v:textbox>
+                </v:shape>
+              </v:group>
+            </w:pict>
+          </mc:Fallback>
+        </mc:AlternateContent>
+      </w:r>
+    </w:p>
     <w:p/>
     <w:p/>
     <w:sectPr>
